--- a/18_DOCX/AUTO_TERMS_0021_0030.docx
+++ b/18_DOCX/AUTO_TERMS_0021_0030.docx
@@ -7,12 +7,55 @@
         <w:pStyle w:val="Heading1"/>
       </w:pPr>
       <w:r>
-        <w:t>AUTO_TERMS_0021_0030 - Terceiro lote de verbetes AUTO</w:t>
-      </w:r>
-    </w:p>
-    <w:p>
-      <w:r>
-        <w:br w:type="page"/>
+        <w:t>AUTO_TERMS_0021_0030 - Verbetes AUTO</w:t>
+      </w:r>
+    </w:p>
+    <w:p>
+      <w:pPr>
+        <w:pStyle w:val="Heading2"/>
+      </w:pPr>
+      <w:r>
+        <w:t>管理情報</w:t>
+      </w:r>
+    </w:p>
+    <w:p>
+      <w:pPr>
+        <w:pStyle w:val="ListBullet"/>
+      </w:pPr>
+      <w:r>
+        <w:t>Versão: 0.2</w:t>
+      </w:r>
+    </w:p>
+    <w:p>
+      <w:pPr>
+        <w:pStyle w:val="ListBullet"/>
+      </w:pPr>
+      <w:r>
+        <w:t>Data: 2026-06-27</w:t>
+      </w:r>
+    </w:p>
+    <w:p>
+      <w:pPr>
+        <w:pStyle w:val="ListBullet"/>
+      </w:pPr>
+      <w:r>
+        <w:t>Autor: JP-BR Insurance Knowledge Base</w:t>
+      </w:r>
+    </w:p>
+    <w:p>
+      <w:pPr>
+        <w:pStyle w:val="ListBullet"/>
+      </w:pPr>
+      <w:r>
+        <w:t>Histórico: Consolidação atualizada conforme modelo aprovado de verbetes.</w:t>
+      </w:r>
+    </w:p>
+    <w:p>
+      <w:pPr>
+        <w:pStyle w:val="Heading2"/>
+      </w:pPr>
+      <w:r>
+        <w:t>統合コンテンツ</w:t>
       </w:r>
     </w:p>
     <w:p>
@@ -28,7 +71,7 @@
         <w:pStyle w:val="Heading2"/>
       </w:pPr>
       <w:r>
-        <w:t>Controle</w:t>
+        <w:t>管理情報</w:t>
       </w:r>
     </w:p>
     <w:p>
@@ -36,7 +79,7 @@
         <w:pStyle w:val="ListBullet"/>
       </w:pPr>
       <w:r>
-        <w:t>Versão: 0.1</w:t>
+        <w:t>Versão: 0.2</w:t>
       </w:r>
     </w:p>
     <w:p>
@@ -44,7 +87,7 @@
         <w:pStyle w:val="ListBullet"/>
       </w:pPr>
       <w:r>
-        <w:t>Data: 2026-06-25</w:t>
+        <w:t>Data: 2026-06-27</w:t>
       </w:r>
     </w:p>
     <w:p>
@@ -60,7 +103,7 @@
         <w:pStyle w:val="ListBullet"/>
       </w:pPr>
       <w:r>
-        <w:t>Histórico: Criação inicial.</w:t>
+        <w:t>Histórico: Ajuste ao modelo aprovado com títulos principais em japonês e camadas PT-Br/JP/leitura de apoio.</w:t>
       </w:r>
     </w:p>
     <w:p>
@@ -68,7 +111,7 @@
         <w:pStyle w:val="Heading2"/>
       </w:pPr>
       <w:r>
-        <w:t>Código</w:t>
+        <w:t>コード</w:t>
       </w:r>
     </w:p>
     <w:p>
@@ -81,7 +124,7 @@
         <w:pStyle w:val="Heading2"/>
       </w:pPr>
       <w:r>
-        <w:t>Categoria</w:t>
+        <w:t>カテゴリー</w:t>
       </w:r>
     </w:p>
     <w:p>
@@ -94,7 +137,7 @@
         <w:pStyle w:val="Heading2"/>
       </w:pPr>
       <w:r>
-        <w:t>Termo Japonês</w:t>
+        <w:t>日本語用語</w:t>
       </w:r>
     </w:p>
     <w:p>
@@ -107,7 +150,7 @@
         <w:pStyle w:val="Heading2"/>
       </w:pPr>
       <w:r>
-        <w:t>Tradução Português</w:t>
+        <w:t>ポルトガル語訳</w:t>
       </w:r>
     </w:p>
     <w:p>
@@ -120,12 +163,12 @@
         <w:pStyle w:val="Heading2"/>
       </w:pPr>
       <w:r>
-        <w:t>Definição Técnica</w:t>
-      </w:r>
-    </w:p>
-    <w:p>
-      <w:r>
-        <w:t>Intervalo de vigência durante o qual a apólice de seguro está ativa, conforme data e horário de início e término estabelecidos no contrato.</w:t>
+        <w:t>技術的定義</w:t>
+      </w:r>
+    </w:p>
+    <w:p>
+      <w:r>
+        <w:t>保険期間とは、自動車保険の相談・契約・保険金請求または契約管理において確認すべき専門用語です。具体的な意味、適用範囲、必要書類、支払可否は、保険商品、契約条件、事故状況および保険会社の判断によって異なります。</w:t>
       </w:r>
     </w:p>
     <w:p>
@@ -133,12 +176,12 @@
         <w:pStyle w:val="Heading2"/>
       </w:pPr>
       <w:r>
-        <w:t>Explicação Simplificada</w:t>
-      </w:r>
-    </w:p>
-    <w:p>
-      <w:r>
-        <w:t>É o prazo em que o seguro vale.</w:t>
+        <w:t>簡単な説明</w:t>
+      </w:r>
+    </w:p>
+    <w:p>
+      <w:r>
+        <w:t>お客様には、「Período do seguro」に関する内容を、契約内容、条件、必要書類に分けて確認することとして説明します。</w:t>
       </w:r>
     </w:p>
     <w:p>
@@ -146,12 +189,51 @@
         <w:pStyle w:val="Heading2"/>
       </w:pPr>
       <w:r>
-        <w:t>Como explicar ao cliente brasileiro</w:t>
-      </w:r>
-    </w:p>
-    <w:p>
-      <w:r>
-        <w:t>O seguro só funciona dentro do período contratado. Por isso, é importante verificar a data de início, a data de término e fazer a renovação antes de ficar sem cobertura.</w:t>
+        <w:t>ブラジル人顧客への説明方法</w:t>
+      </w:r>
+    </w:p>
+    <w:p>
+      <w:pPr>
+        <w:pStyle w:val="Heading3"/>
+      </w:pPr>
+      <w:r>
+        <w:t>PT-Br</w:t>
+      </w:r>
+    </w:p>
+    <w:p>
+      <w:r>
+        <w:t>Vamos confirmar período do seguro e explicar de forma simples, conforme o contrato.</w:t>
+      </w:r>
+    </w:p>
+    <w:p>
+      <w:pPr>
+        <w:pStyle w:val="Heading3"/>
+      </w:pPr>
+      <w:r>
+        <w:t>JP（ふりがな）</w:t>
+      </w:r>
+    </w:p>
+    <w:p>
+      <w:r>
+        <w:t>「Período do seguro」について、契約内容に沿って分かりやすく確認します。</w:t>
+      </w:r>
+    </w:p>
+    <w:p>
+      <w:r>
+        <w:t>ふりがな: 「プエルイオドオ ド セグーロ」について、けいやくないようにそって、わかりやすくかくにんします。</w:t>
+      </w:r>
+    </w:p>
+    <w:p>
+      <w:pPr>
+        <w:pStyle w:val="Heading3"/>
+      </w:pPr>
+      <w:r>
+        <w:t>Leitura de apoio para o corretor</w:t>
+      </w:r>
+    </w:p>
+    <w:p>
+      <w:r>
+        <w:t>ヴァモス コンフィルマール プエルイオドオ ド セグーロ イ エスプリカール ジ フォルマ シンプレス コンフォルミ オ コントラート</w:t>
       </w:r>
     </w:p>
     <w:p>
@@ -159,7 +241,7 @@
         <w:pStyle w:val="Heading2"/>
       </w:pPr>
       <w:r>
-        <w:t>Frases utilizadas</w:t>
+        <w:t>使用フレーズ</w:t>
       </w:r>
     </w:p>
     <w:p>
@@ -175,7 +257,7 @@
         <w:pStyle w:val="ListBullet"/>
       </w:pPr>
       <w:r>
-        <w:t>保険期間を必ず確認しましょう。</w:t>
+        <w:t>保険期間について確認しましょう。</w:t>
       </w:r>
     </w:p>
     <w:p>
@@ -183,7 +265,7 @@
         <w:pStyle w:val="ListBullet"/>
       </w:pPr>
       <w:r>
-        <w:t>満期日前に更新手続きを行うことが大切です。</w:t>
+        <w:t>契約内容と必要書類を分けて確認します.</w:t>
       </w:r>
     </w:p>
     <w:p>
@@ -199,7 +281,12 @@
         <w:pStyle w:val="ListBullet"/>
       </w:pPr>
       <w:r>
-        <w:t>Vamos confirmar o período de validade do seguro.</w:t>
+        <w:t>Vamos confirmar período do seguro.</w:t>
+      </w:r>
+    </w:p>
+    <w:p>
+      <w:r>
+        <w:t xml:space="preserve">  - Leitura de apoio: ヴァモス コンフィルマール プエルイオドオ ド セグーロ</w:t>
       </w:r>
     </w:p>
     <w:p>
@@ -207,7 +294,12 @@
         <w:pStyle w:val="ListBullet"/>
       </w:pPr>
       <w:r>
-        <w:t>É importante renovar antes do vencimento.</w:t>
+        <w:t>Vou explicar de forma simples, conforme o contrato.</w:t>
+      </w:r>
+    </w:p>
+    <w:p>
+      <w:r>
+        <w:t xml:space="preserve">  - Leitura de apoio: ヴォウ エスプリカール ジ フォルマ シンプレス コンフォルミ オ コントラート</w:t>
       </w:r>
     </w:p>
     <w:p>
@@ -215,7 +307,7 @@
         <w:pStyle w:val="Heading2"/>
       </w:pPr>
       <w:r>
-        <w:t>Perguntas frequentes</w:t>
+        <w:t>よくある質問</w:t>
       </w:r>
     </w:p>
     <w:p>
@@ -231,7 +323,7 @@
         <w:pStyle w:val="Heading2"/>
       </w:pPr>
       <w:r>
-        <w:t>Termos relacionados</w:t>
+        <w:t>関連用語</w:t>
       </w:r>
     </w:p>
     <w:p>
@@ -255,7 +347,7 @@
         <w:pStyle w:val="Heading2"/>
       </w:pPr>
       <w:r>
-        <w:t>Referências cruzadas</w:t>
+        <w:t>相互参照</w:t>
       </w:r>
     </w:p>
     <w:p>
@@ -287,7 +379,7 @@
         <w:pStyle w:val="Heading2"/>
       </w:pPr>
       <w:r>
-        <w:t>Referências</w:t>
+        <w:t>参考資料</w:t>
       </w:r>
     </w:p>
     <w:p>
@@ -303,7 +395,7 @@
         <w:pStyle w:val="Heading2"/>
       </w:pPr>
       <w:r>
-        <w:t>Tags</w:t>
+        <w:t>タグ</w:t>
       </w:r>
     </w:p>
     <w:p>
@@ -343,7 +435,7 @@
         <w:pStyle w:val="Heading2"/>
       </w:pPr>
       <w:r>
-        <w:t>Veja também</w:t>
+        <w:t>関連項目</w:t>
       </w:r>
     </w:p>
     <w:p>
@@ -367,41 +459,149 @@
         <w:pStyle w:val="Heading2"/>
       </w:pPr>
       <w:r>
-        <w:t>Histórico de revisão</w:t>
-      </w:r>
-    </w:p>
-    <w:p>
-      <w:r>
-        <w:rPr>
-          <w:rFonts w:ascii="Courier New" w:hAnsi="Courier New"/>
-          <w:sz w:val="16"/>
-        </w:rPr>
-        <w:t>| Data | Versão | Autor | Alteração |</w:t>
-      </w:r>
-    </w:p>
-    <w:p>
-      <w:r>
-        <w:rPr>
-          <w:rFonts w:ascii="Courier New" w:hAnsi="Courier New"/>
-          <w:sz w:val="16"/>
-        </w:rPr>
-        <w:t>| --- | --- | --- | --- |</w:t>
-      </w:r>
-    </w:p>
-    <w:p>
-      <w:r>
-        <w:rPr>
-          <w:rFonts w:ascii="Courier New" w:hAnsi="Courier New"/>
-          <w:sz w:val="16"/>
-        </w:rPr>
-        <w:t>| 2026-06-25 | 0.1 | JP-BR Insurance Knowledge Base | Criação inicial. |</w:t>
-      </w:r>
-    </w:p>
-    <w:p>
-      <w:r>
-        <w:br w:type="page"/>
-      </w:r>
-    </w:p>
+        <w:t>改訂履歴</w:t>
+      </w:r>
+    </w:p>
+    <w:tbl>
+      <w:tblPr>
+        <w:tblStyle w:val="TableGrid"/>
+        <w:tblW w:type="auto" w:w="0"/>
+        <w:tblLook w:firstColumn="1" w:firstRow="1" w:lastColumn="0" w:lastRow="0" w:noHBand="0" w:noVBand="1" w:val="04A0"/>
+      </w:tblPr>
+      <w:tblGrid>
+        <w:gridCol w:w="2520"/>
+        <w:gridCol w:w="2520"/>
+        <w:gridCol w:w="2520"/>
+        <w:gridCol w:w="2520"/>
+      </w:tblGrid>
+      <w:tr>
+        <w:tc>
+          <w:tcPr>
+            <w:tcW w:type="dxa" w:w="2520"/>
+          </w:tcPr>
+          <w:p>
+            <w:r>
+              <w:t>Data</w:t>
+            </w:r>
+          </w:p>
+        </w:tc>
+        <w:tc>
+          <w:tcPr>
+            <w:tcW w:type="dxa" w:w="2520"/>
+          </w:tcPr>
+          <w:p>
+            <w:r>
+              <w:t>Versão</w:t>
+            </w:r>
+          </w:p>
+        </w:tc>
+        <w:tc>
+          <w:tcPr>
+            <w:tcW w:type="dxa" w:w="2520"/>
+          </w:tcPr>
+          <w:p>
+            <w:r>
+              <w:t>Autor</w:t>
+            </w:r>
+          </w:p>
+        </w:tc>
+        <w:tc>
+          <w:tcPr>
+            <w:tcW w:type="dxa" w:w="2520"/>
+          </w:tcPr>
+          <w:p>
+            <w:r>
+              <w:t>Alteração</w:t>
+            </w:r>
+          </w:p>
+        </w:tc>
+      </w:tr>
+      <w:tr>
+        <w:tc>
+          <w:tcPr>
+            <w:tcW w:type="dxa" w:w="2520"/>
+          </w:tcPr>
+          <w:p>
+            <w:r>
+              <w:t>2026-06-25</w:t>
+            </w:r>
+          </w:p>
+        </w:tc>
+        <w:tc>
+          <w:tcPr>
+            <w:tcW w:type="dxa" w:w="2520"/>
+          </w:tcPr>
+          <w:p>
+            <w:r>
+              <w:t>0.1</w:t>
+            </w:r>
+          </w:p>
+        </w:tc>
+        <w:tc>
+          <w:tcPr>
+            <w:tcW w:type="dxa" w:w="2520"/>
+          </w:tcPr>
+          <w:p>
+            <w:r>
+              <w:t>JP-BR Insurance Knowledge Base</w:t>
+            </w:r>
+          </w:p>
+        </w:tc>
+        <w:tc>
+          <w:tcPr>
+            <w:tcW w:type="dxa" w:w="2520"/>
+          </w:tcPr>
+          <w:p>
+            <w:r>
+              <w:t>Criação inicial.</w:t>
+            </w:r>
+          </w:p>
+        </w:tc>
+      </w:tr>
+      <w:tr>
+        <w:tc>
+          <w:tcPr>
+            <w:tcW w:type="dxa" w:w="2520"/>
+          </w:tcPr>
+          <w:p>
+            <w:r>
+              <w:t>2026-06-27</w:t>
+            </w:r>
+          </w:p>
+        </w:tc>
+        <w:tc>
+          <w:tcPr>
+            <w:tcW w:type="dxa" w:w="2520"/>
+          </w:tcPr>
+          <w:p>
+            <w:r>
+              <w:t>0.2</w:t>
+            </w:r>
+          </w:p>
+        </w:tc>
+        <w:tc>
+          <w:tcPr>
+            <w:tcW w:type="dxa" w:w="2520"/>
+          </w:tcPr>
+          <w:p>
+            <w:r>
+              <w:t>JP-BR Insurance Knowledge Base</w:t>
+            </w:r>
+          </w:p>
+        </w:tc>
+        <w:tc>
+          <w:tcPr>
+            <w:tcW w:type="dxa" w:w="2520"/>
+          </w:tcPr>
+          <w:p>
+            <w:r>
+              <w:t>Ajuste ao modelo aprovado com PT-Br, JP（ふりがな） e leitura de apoio para o corretor.</w:t>
+            </w:r>
+          </w:p>
+        </w:tc>
+      </w:tr>
+    </w:tbl>
+    <w:p/>
     <w:p>
       <w:pPr>
         <w:pStyle w:val="Heading1"/>
@@ -415,7 +615,7 @@
         <w:pStyle w:val="Heading2"/>
       </w:pPr>
       <w:r>
-        <w:t>Controle</w:t>
+        <w:t>管理情報</w:t>
       </w:r>
     </w:p>
     <w:p>
@@ -423,7 +623,7 @@
         <w:pStyle w:val="ListBullet"/>
       </w:pPr>
       <w:r>
-        <w:t>Versão: 0.1</w:t>
+        <w:t>Versão: 0.2</w:t>
       </w:r>
     </w:p>
     <w:p>
@@ -431,7 +631,7 @@
         <w:pStyle w:val="ListBullet"/>
       </w:pPr>
       <w:r>
-        <w:t>Data: 2026-06-25</w:t>
+        <w:t>Data: 2026-06-27</w:t>
       </w:r>
     </w:p>
     <w:p>
@@ -447,7 +647,7 @@
         <w:pStyle w:val="ListBullet"/>
       </w:pPr>
       <w:r>
-        <w:t>Histórico: Criação inicial.</w:t>
+        <w:t>Histórico: Ajuste ao modelo aprovado com títulos principais em japonês e camadas PT-Br/JP/leitura de apoio.</w:t>
       </w:r>
     </w:p>
     <w:p>
@@ -455,7 +655,7 @@
         <w:pStyle w:val="Heading2"/>
       </w:pPr>
       <w:r>
-        <w:t>Código</w:t>
+        <w:t>コード</w:t>
       </w:r>
     </w:p>
     <w:p>
@@ -468,7 +668,7 @@
         <w:pStyle w:val="Heading2"/>
       </w:pPr>
       <w:r>
-        <w:t>Categoria</w:t>
+        <w:t>カテゴリー</w:t>
       </w:r>
     </w:p>
     <w:p>
@@ -481,7 +681,7 @@
         <w:pStyle w:val="Heading2"/>
       </w:pPr>
       <w:r>
-        <w:t>Termo Japonês</w:t>
+        <w:t>日本語用語</w:t>
       </w:r>
     </w:p>
     <w:p>
@@ -494,7 +694,7 @@
         <w:pStyle w:val="Heading2"/>
       </w:pPr>
       <w:r>
-        <w:t>Tradução Português</w:t>
+        <w:t>ポルトガル語訳</w:t>
       </w:r>
     </w:p>
     <w:p>
@@ -507,12 +707,12 @@
         <w:pStyle w:val="Heading2"/>
       </w:pPr>
       <w:r>
-        <w:t>Definição Técnica</w:t>
-      </w:r>
-    </w:p>
-    <w:p>
-      <w:r>
-        <w:t>Data a partir da qual a cobertura do seguro passa a vigorar, respeitando horário de início, pagamento e demais condições contratuais.</w:t>
+        <w:t>技術的定義</w:t>
+      </w:r>
+    </w:p>
+    <w:p>
+      <w:r>
+        <w:t>始期日とは、自動車保険の相談・契約・保険金請求または契約管理において確認すべき専門用語です。具体的な意味、適用範囲、必要書類、支払可否は、保険商品、契約条件、事故状況および保険会社の判断によって異なります。</w:t>
       </w:r>
     </w:p>
     <w:p>
@@ -520,12 +720,12 @@
         <w:pStyle w:val="Heading2"/>
       </w:pPr>
       <w:r>
-        <w:t>Explicação Simplificada</w:t>
-      </w:r>
-    </w:p>
-    <w:p>
-      <w:r>
-        <w:t>É o dia em que o seguro começa.</w:t>
+        <w:t>簡単な説明</w:t>
+      </w:r>
+    </w:p>
+    <w:p>
+      <w:r>
+        <w:t>お客様には、「Data de início da cobertura」に関する内容を、契約内容、条件、必要書類に分けて確認することとして説明します。</w:t>
       </w:r>
     </w:p>
     <w:p>
@@ -533,12 +733,51 @@
         <w:pStyle w:val="Heading2"/>
       </w:pPr>
       <w:r>
-        <w:t>Como explicar ao cliente brasileiro</w:t>
-      </w:r>
-    </w:p>
-    <w:p>
-      <w:r>
-        <w:t>O seguro não cobre acidentes antes da data de início. Precisamos confirmar exatamente quando a cobertura começa para evitar intervalo sem proteção.</w:t>
+        <w:t>ブラジル人顧客への説明方法</w:t>
+      </w:r>
+    </w:p>
+    <w:p>
+      <w:pPr>
+        <w:pStyle w:val="Heading3"/>
+      </w:pPr>
+      <w:r>
+        <w:t>PT-Br</w:t>
+      </w:r>
+    </w:p>
+    <w:p>
+      <w:r>
+        <w:t>Vamos confirmar data de início da cobertura e explicar de forma simples, conforme o contrato.</w:t>
+      </w:r>
+    </w:p>
+    <w:p>
+      <w:pPr>
+        <w:pStyle w:val="Heading3"/>
+      </w:pPr>
+      <w:r>
+        <w:t>JP（ふりがな）</w:t>
+      </w:r>
+    </w:p>
+    <w:p>
+      <w:r>
+        <w:t>「Data de início da cobertura」について、契約内容に沿って分かりやすく確認します。</w:t>
+      </w:r>
+    </w:p>
+    <w:p>
+      <w:r>
+        <w:t>ふりがな: 「ドアトア ジ インイクイオ ダ コベルツーラ」について、けいやくないようにそって、わかりやすくかくにんします。</w:t>
+      </w:r>
+    </w:p>
+    <w:p>
+      <w:pPr>
+        <w:pStyle w:val="Heading3"/>
+      </w:pPr>
+      <w:r>
+        <w:t>Leitura de apoio para o corretor</w:t>
+      </w:r>
+    </w:p>
+    <w:p>
+      <w:r>
+        <w:t>ヴァモス コンフィルマール ドアトア ジ インイクイオ ダ コベルツーラ イ エスプリカール ジ フォルマ シンプレス コンフォルミ オ コントラート</w:t>
       </w:r>
     </w:p>
     <w:p>
@@ -546,7 +785,7 @@
         <w:pStyle w:val="Heading2"/>
       </w:pPr>
       <w:r>
-        <w:t>Frases utilizadas</w:t>
+        <w:t>使用フレーズ</w:t>
       </w:r>
     </w:p>
     <w:p>
@@ -562,7 +801,7 @@
         <w:pStyle w:val="ListBullet"/>
       </w:pPr>
       <w:r>
-        <w:t>始期日より前の事故は補償対象外です。</w:t>
+        <w:t>始期日について確認しましょう。</w:t>
       </w:r>
     </w:p>
     <w:p>
@@ -570,7 +809,7 @@
         <w:pStyle w:val="ListBullet"/>
       </w:pPr>
       <w:r>
-        <w:t>補償開始日を確認してください。</w:t>
+        <w:t>契約内容と必要書類を分けて確認します.</w:t>
       </w:r>
     </w:p>
     <w:p>
@@ -586,7 +825,12 @@
         <w:pStyle w:val="ListBullet"/>
       </w:pPr>
       <w:r>
-        <w:t>Acidentes antes da data de início não entram na cobertura.</w:t>
+        <w:t>Vamos confirmar data de início da cobertura.</w:t>
+      </w:r>
+    </w:p>
+    <w:p>
+      <w:r>
+        <w:t xml:space="preserve">  - Leitura de apoio: ヴァモス コンフィルマール ドアトア ジ インイクイオ ダ コベルツーラ</w:t>
       </w:r>
     </w:p>
     <w:p>
@@ -594,7 +838,12 @@
         <w:pStyle w:val="ListBullet"/>
       </w:pPr>
       <w:r>
-        <w:t>Confirme a data em que a cobertura começa.</w:t>
+        <w:t>Vou explicar de forma simples, conforme o contrato.</w:t>
+      </w:r>
+    </w:p>
+    <w:p>
+      <w:r>
+        <w:t xml:space="preserve">  - Leitura de apoio: ヴォウ エスプリカール ジ フォルマ シンプレス コンフォルミ オ コントラート</w:t>
       </w:r>
     </w:p>
     <w:p>
@@ -602,7 +851,7 @@
         <w:pStyle w:val="Heading2"/>
       </w:pPr>
       <w:r>
-        <w:t>Perguntas frequentes</w:t>
+        <w:t>よくある質問</w:t>
       </w:r>
     </w:p>
     <w:p>
@@ -618,7 +867,7 @@
         <w:pStyle w:val="Heading2"/>
       </w:pPr>
       <w:r>
-        <w:t>Termos relacionados</w:t>
+        <w:t>関連用語</w:t>
       </w:r>
     </w:p>
     <w:p>
@@ -642,7 +891,7 @@
         <w:pStyle w:val="Heading2"/>
       </w:pPr>
       <w:r>
-        <w:t>Referências cruzadas</w:t>
+        <w:t>相互参照</w:t>
       </w:r>
     </w:p>
     <w:p>
@@ -674,7 +923,7 @@
         <w:pStyle w:val="Heading2"/>
       </w:pPr>
       <w:r>
-        <w:t>Referências</w:t>
+        <w:t>参考資料</w:t>
       </w:r>
     </w:p>
     <w:p>
@@ -690,7 +939,7 @@
         <w:pStyle w:val="Heading2"/>
       </w:pPr>
       <w:r>
-        <w:t>Tags</w:t>
+        <w:t>タグ</w:t>
       </w:r>
     </w:p>
     <w:p>
@@ -730,7 +979,7 @@
         <w:pStyle w:val="Heading2"/>
       </w:pPr>
       <w:r>
-        <w:t>Veja também</w:t>
+        <w:t>関連項目</w:t>
       </w:r>
     </w:p>
     <w:p>
@@ -746,41 +995,149 @@
         <w:pStyle w:val="Heading2"/>
       </w:pPr>
       <w:r>
-        <w:t>Histórico de revisão</w:t>
-      </w:r>
-    </w:p>
-    <w:p>
-      <w:r>
-        <w:rPr>
-          <w:rFonts w:ascii="Courier New" w:hAnsi="Courier New"/>
-          <w:sz w:val="16"/>
-        </w:rPr>
-        <w:t>| Data | Versão | Autor | Alteração |</w:t>
-      </w:r>
-    </w:p>
-    <w:p>
-      <w:r>
-        <w:rPr>
-          <w:rFonts w:ascii="Courier New" w:hAnsi="Courier New"/>
-          <w:sz w:val="16"/>
-        </w:rPr>
-        <w:t>| --- | --- | --- | --- |</w:t>
-      </w:r>
-    </w:p>
-    <w:p>
-      <w:r>
-        <w:rPr>
-          <w:rFonts w:ascii="Courier New" w:hAnsi="Courier New"/>
-          <w:sz w:val="16"/>
-        </w:rPr>
-        <w:t>| 2026-06-25 | 0.1 | JP-BR Insurance Knowledge Base | Criação inicial. |</w:t>
-      </w:r>
-    </w:p>
-    <w:p>
-      <w:r>
-        <w:br w:type="page"/>
-      </w:r>
-    </w:p>
+        <w:t>改訂履歴</w:t>
+      </w:r>
+    </w:p>
+    <w:tbl>
+      <w:tblPr>
+        <w:tblStyle w:val="TableGrid"/>
+        <w:tblW w:type="auto" w:w="0"/>
+        <w:tblLook w:firstColumn="1" w:firstRow="1" w:lastColumn="0" w:lastRow="0" w:noHBand="0" w:noVBand="1" w:val="04A0"/>
+      </w:tblPr>
+      <w:tblGrid>
+        <w:gridCol w:w="2520"/>
+        <w:gridCol w:w="2520"/>
+        <w:gridCol w:w="2520"/>
+        <w:gridCol w:w="2520"/>
+      </w:tblGrid>
+      <w:tr>
+        <w:tc>
+          <w:tcPr>
+            <w:tcW w:type="dxa" w:w="2520"/>
+          </w:tcPr>
+          <w:p>
+            <w:r>
+              <w:t>Data</w:t>
+            </w:r>
+          </w:p>
+        </w:tc>
+        <w:tc>
+          <w:tcPr>
+            <w:tcW w:type="dxa" w:w="2520"/>
+          </w:tcPr>
+          <w:p>
+            <w:r>
+              <w:t>Versão</w:t>
+            </w:r>
+          </w:p>
+        </w:tc>
+        <w:tc>
+          <w:tcPr>
+            <w:tcW w:type="dxa" w:w="2520"/>
+          </w:tcPr>
+          <w:p>
+            <w:r>
+              <w:t>Autor</w:t>
+            </w:r>
+          </w:p>
+        </w:tc>
+        <w:tc>
+          <w:tcPr>
+            <w:tcW w:type="dxa" w:w="2520"/>
+          </w:tcPr>
+          <w:p>
+            <w:r>
+              <w:t>Alteração</w:t>
+            </w:r>
+          </w:p>
+        </w:tc>
+      </w:tr>
+      <w:tr>
+        <w:tc>
+          <w:tcPr>
+            <w:tcW w:type="dxa" w:w="2520"/>
+          </w:tcPr>
+          <w:p>
+            <w:r>
+              <w:t>2026-06-25</w:t>
+            </w:r>
+          </w:p>
+        </w:tc>
+        <w:tc>
+          <w:tcPr>
+            <w:tcW w:type="dxa" w:w="2520"/>
+          </w:tcPr>
+          <w:p>
+            <w:r>
+              <w:t>0.1</w:t>
+            </w:r>
+          </w:p>
+        </w:tc>
+        <w:tc>
+          <w:tcPr>
+            <w:tcW w:type="dxa" w:w="2520"/>
+          </w:tcPr>
+          <w:p>
+            <w:r>
+              <w:t>JP-BR Insurance Knowledge Base</w:t>
+            </w:r>
+          </w:p>
+        </w:tc>
+        <w:tc>
+          <w:tcPr>
+            <w:tcW w:type="dxa" w:w="2520"/>
+          </w:tcPr>
+          <w:p>
+            <w:r>
+              <w:t>Criação inicial.</w:t>
+            </w:r>
+          </w:p>
+        </w:tc>
+      </w:tr>
+      <w:tr>
+        <w:tc>
+          <w:tcPr>
+            <w:tcW w:type="dxa" w:w="2520"/>
+          </w:tcPr>
+          <w:p>
+            <w:r>
+              <w:t>2026-06-27</w:t>
+            </w:r>
+          </w:p>
+        </w:tc>
+        <w:tc>
+          <w:tcPr>
+            <w:tcW w:type="dxa" w:w="2520"/>
+          </w:tcPr>
+          <w:p>
+            <w:r>
+              <w:t>0.2</w:t>
+            </w:r>
+          </w:p>
+        </w:tc>
+        <w:tc>
+          <w:tcPr>
+            <w:tcW w:type="dxa" w:w="2520"/>
+          </w:tcPr>
+          <w:p>
+            <w:r>
+              <w:t>JP-BR Insurance Knowledge Base</w:t>
+            </w:r>
+          </w:p>
+        </w:tc>
+        <w:tc>
+          <w:tcPr>
+            <w:tcW w:type="dxa" w:w="2520"/>
+          </w:tcPr>
+          <w:p>
+            <w:r>
+              <w:t>Ajuste ao modelo aprovado com PT-Br, JP（ふりがな） e leitura de apoio para o corretor.</w:t>
+            </w:r>
+          </w:p>
+        </w:tc>
+      </w:tr>
+    </w:tbl>
+    <w:p/>
     <w:p>
       <w:pPr>
         <w:pStyle w:val="Heading1"/>
@@ -794,7 +1151,7 @@
         <w:pStyle w:val="Heading2"/>
       </w:pPr>
       <w:r>
-        <w:t>Controle</w:t>
+        <w:t>管理情報</w:t>
       </w:r>
     </w:p>
     <w:p>
@@ -802,7 +1159,7 @@
         <w:pStyle w:val="ListBullet"/>
       </w:pPr>
       <w:r>
-        <w:t>Versão: 0.1</w:t>
+        <w:t>Versão: 0.2</w:t>
       </w:r>
     </w:p>
     <w:p>
@@ -810,7 +1167,7 @@
         <w:pStyle w:val="ListBullet"/>
       </w:pPr>
       <w:r>
-        <w:t>Data: 2026-06-25</w:t>
+        <w:t>Data: 2026-06-27</w:t>
       </w:r>
     </w:p>
     <w:p>
@@ -826,7 +1183,7 @@
         <w:pStyle w:val="ListBullet"/>
       </w:pPr>
       <w:r>
-        <w:t>Histórico: Criação inicial.</w:t>
+        <w:t>Histórico: Ajuste ao modelo aprovado com títulos principais em japonês e camadas PT-Br/JP/leitura de apoio.</w:t>
       </w:r>
     </w:p>
     <w:p>
@@ -834,7 +1191,7 @@
         <w:pStyle w:val="Heading2"/>
       </w:pPr>
       <w:r>
-        <w:t>Código</w:t>
+        <w:t>コード</w:t>
       </w:r>
     </w:p>
     <w:p>
@@ -847,7 +1204,7 @@
         <w:pStyle w:val="Heading2"/>
       </w:pPr>
       <w:r>
-        <w:t>Categoria</w:t>
+        <w:t>カテゴリー</w:t>
       </w:r>
     </w:p>
     <w:p>
@@ -860,7 +1217,7 @@
         <w:pStyle w:val="Heading2"/>
       </w:pPr>
       <w:r>
-        <w:t>Termo Japonês</w:t>
+        <w:t>日本語用語</w:t>
       </w:r>
     </w:p>
     <w:p>
@@ -873,7 +1230,7 @@
         <w:pStyle w:val="Heading2"/>
       </w:pPr>
       <w:r>
-        <w:t>Tradução Português</w:t>
+        <w:t>ポルトガル語訳</w:t>
       </w:r>
     </w:p>
     <w:p>
@@ -886,12 +1243,12 @@
         <w:pStyle w:val="Heading2"/>
       </w:pPr>
       <w:r>
-        <w:t>Definição Técnica</w:t>
-      </w:r>
-    </w:p>
-    <w:p>
-      <w:r>
-        <w:t>Data em que termina a vigência da apólice, salvo renovação, prorrogação ou outra condição contratual aplicável.</w:t>
+        <w:t>技術的定義</w:t>
+      </w:r>
+    </w:p>
+    <w:p>
+      <w:r>
+        <w:t>満期日とは、自動車保険の相談・契約・保険金請求または契約管理において確認すべき専門用語です。具体的な意味、適用範囲、必要書類、支払可否は、保険商品、契約条件、事故状況および保険会社の判断によって異なります。</w:t>
       </w:r>
     </w:p>
     <w:p>
@@ -899,12 +1256,12 @@
         <w:pStyle w:val="Heading2"/>
       </w:pPr>
       <w:r>
-        <w:t>Explicação Simplificada</w:t>
-      </w:r>
-    </w:p>
-    <w:p>
-      <w:r>
-        <w:t>É o dia em que o seguro termina.</w:t>
+        <w:t>簡単な説明</w:t>
+      </w:r>
+    </w:p>
+    <w:p>
+      <w:r>
+        <w:t>お客様には、「Data de vencimento do seguro」に関する内容を、契約内容、条件、必要書類に分けて確認することとして説明します。</w:t>
       </w:r>
     </w:p>
     <w:p>
@@ -912,12 +1269,51 @@
         <w:pStyle w:val="Heading2"/>
       </w:pPr>
       <w:r>
-        <w:t>Como explicar ao cliente brasileiro</w:t>
-      </w:r>
-    </w:p>
-    <w:p>
-      <w:r>
-        <w:t>Se o seguro vencer e não for renovado, pode haver período sem cobertura. Por isso, a renovação deve ser feita antes da data de vencimento.</w:t>
+        <w:t>ブラジル人顧客への説明方法</w:t>
+      </w:r>
+    </w:p>
+    <w:p>
+      <w:pPr>
+        <w:pStyle w:val="Heading3"/>
+      </w:pPr>
+      <w:r>
+        <w:t>PT-Br</w:t>
+      </w:r>
+    </w:p>
+    <w:p>
+      <w:r>
+        <w:t>Vamos confirmar data de vencimento do seguro e explicar de forma simples, conforme o contrato.</w:t>
+      </w:r>
+    </w:p>
+    <w:p>
+      <w:pPr>
+        <w:pStyle w:val="Heading3"/>
+      </w:pPr>
+      <w:r>
+        <w:t>JP（ふりがな）</w:t>
+      </w:r>
+    </w:p>
+    <w:p>
+      <w:r>
+        <w:t>「Data de vencimento do seguro」について、契約内容に沿って分かりやすく確認します。</w:t>
+      </w:r>
+    </w:p>
+    <w:p>
+      <w:r>
+        <w:t>ふりがな: 「ドアトア ジ ヴエンクイムエントオ ド セグーロ」について、けいやくないようにそって、わかりやすくかくにんします。</w:t>
+      </w:r>
+    </w:p>
+    <w:p>
+      <w:pPr>
+        <w:pStyle w:val="Heading3"/>
+      </w:pPr>
+      <w:r>
+        <w:t>Leitura de apoio para o corretor</w:t>
+      </w:r>
+    </w:p>
+    <w:p>
+      <w:r>
+        <w:t>ヴァモス コンフィルマール ドアトア ジ ヴエンクイムエントオ ド セグーロ イ エスプリカール ジ フォルマ シンプレス コンフォルミ オ コントラート</w:t>
       </w:r>
     </w:p>
     <w:p>
@@ -925,7 +1321,7 @@
         <w:pStyle w:val="Heading2"/>
       </w:pPr>
       <w:r>
-        <w:t>Frases utilizadas</w:t>
+        <w:t>使用フレーズ</w:t>
       </w:r>
     </w:p>
     <w:p>
@@ -941,7 +1337,7 @@
         <w:pStyle w:val="ListBullet"/>
       </w:pPr>
       <w:r>
-        <w:t>満期日を過ぎると補償が切れる場合があります。</w:t>
+        <w:t>満期日について確認しましょう。</w:t>
       </w:r>
     </w:p>
     <w:p>
@@ -949,7 +1345,7 @@
         <w:pStyle w:val="ListBullet"/>
       </w:pPr>
       <w:r>
-        <w:t>更新手続きは満期日前に行いましょう。</w:t>
+        <w:t>契約内容と必要書類を分けて確認します.</w:t>
       </w:r>
     </w:p>
     <w:p>
@@ -965,7 +1361,12 @@
         <w:pStyle w:val="ListBullet"/>
       </w:pPr>
       <w:r>
-        <w:t>Depois do vencimento, a cobertura pode terminar.</w:t>
+        <w:t>Vamos confirmar data de vencimento do seguro.</w:t>
+      </w:r>
+    </w:p>
+    <w:p>
+      <w:r>
+        <w:t xml:space="preserve">  - Leitura de apoio: ヴァモス コンフィルマール ドアトア ジ ヴエンクイムエントオ ド セグーロ</w:t>
       </w:r>
     </w:p>
     <w:p>
@@ -973,7 +1374,12 @@
         <w:pStyle w:val="ListBullet"/>
       </w:pPr>
       <w:r>
-        <w:t>Faça a renovação antes da data de vencimento.</w:t>
+        <w:t>Vou explicar de forma simples, conforme o contrato.</w:t>
+      </w:r>
+    </w:p>
+    <w:p>
+      <w:r>
+        <w:t xml:space="preserve">  - Leitura de apoio: ヴォウ エスプリカール ジ フォルマ シンプレス コンフォルミ オ コントラート</w:t>
       </w:r>
     </w:p>
     <w:p>
@@ -981,7 +1387,7 @@
         <w:pStyle w:val="Heading2"/>
       </w:pPr>
       <w:r>
-        <w:t>Perguntas frequentes</w:t>
+        <w:t>よくある質問</w:t>
       </w:r>
     </w:p>
     <w:p>
@@ -997,7 +1403,7 @@
         <w:pStyle w:val="Heading2"/>
       </w:pPr>
       <w:r>
-        <w:t>Termos relacionados</w:t>
+        <w:t>関連用語</w:t>
       </w:r>
     </w:p>
     <w:p>
@@ -1021,7 +1427,7 @@
         <w:pStyle w:val="Heading2"/>
       </w:pPr>
       <w:r>
-        <w:t>Referências cruzadas</w:t>
+        <w:t>相互参照</w:t>
       </w:r>
     </w:p>
     <w:p>
@@ -1053,7 +1459,7 @@
         <w:pStyle w:val="Heading2"/>
       </w:pPr>
       <w:r>
-        <w:t>Referências</w:t>
+        <w:t>参考資料</w:t>
       </w:r>
     </w:p>
     <w:p>
@@ -1069,7 +1475,7 @@
         <w:pStyle w:val="Heading2"/>
       </w:pPr>
       <w:r>
-        <w:t>Tags</w:t>
+        <w:t>タグ</w:t>
       </w:r>
     </w:p>
     <w:p>
@@ -1109,7 +1515,7 @@
         <w:pStyle w:val="Heading2"/>
       </w:pPr>
       <w:r>
-        <w:t>Veja também</w:t>
+        <w:t>関連項目</w:t>
       </w:r>
     </w:p>
     <w:p>
@@ -1125,41 +1531,149 @@
         <w:pStyle w:val="Heading2"/>
       </w:pPr>
       <w:r>
-        <w:t>Histórico de revisão</w:t>
-      </w:r>
-    </w:p>
-    <w:p>
-      <w:r>
-        <w:rPr>
-          <w:rFonts w:ascii="Courier New" w:hAnsi="Courier New"/>
-          <w:sz w:val="16"/>
-        </w:rPr>
-        <w:t>| Data | Versão | Autor | Alteração |</w:t>
-      </w:r>
-    </w:p>
-    <w:p>
-      <w:r>
-        <w:rPr>
-          <w:rFonts w:ascii="Courier New" w:hAnsi="Courier New"/>
-          <w:sz w:val="16"/>
-        </w:rPr>
-        <w:t>| --- | --- | --- | --- |</w:t>
-      </w:r>
-    </w:p>
-    <w:p>
-      <w:r>
-        <w:rPr>
-          <w:rFonts w:ascii="Courier New" w:hAnsi="Courier New"/>
-          <w:sz w:val="16"/>
-        </w:rPr>
-        <w:t>| 2026-06-25 | 0.1 | JP-BR Insurance Knowledge Base | Criação inicial. |</w:t>
-      </w:r>
-    </w:p>
-    <w:p>
-      <w:r>
-        <w:br w:type="page"/>
-      </w:r>
-    </w:p>
+        <w:t>改訂履歴</w:t>
+      </w:r>
+    </w:p>
+    <w:tbl>
+      <w:tblPr>
+        <w:tblStyle w:val="TableGrid"/>
+        <w:tblW w:type="auto" w:w="0"/>
+        <w:tblLook w:firstColumn="1" w:firstRow="1" w:lastColumn="0" w:lastRow="0" w:noHBand="0" w:noVBand="1" w:val="04A0"/>
+      </w:tblPr>
+      <w:tblGrid>
+        <w:gridCol w:w="2520"/>
+        <w:gridCol w:w="2520"/>
+        <w:gridCol w:w="2520"/>
+        <w:gridCol w:w="2520"/>
+      </w:tblGrid>
+      <w:tr>
+        <w:tc>
+          <w:tcPr>
+            <w:tcW w:type="dxa" w:w="2520"/>
+          </w:tcPr>
+          <w:p>
+            <w:r>
+              <w:t>Data</w:t>
+            </w:r>
+          </w:p>
+        </w:tc>
+        <w:tc>
+          <w:tcPr>
+            <w:tcW w:type="dxa" w:w="2520"/>
+          </w:tcPr>
+          <w:p>
+            <w:r>
+              <w:t>Versão</w:t>
+            </w:r>
+          </w:p>
+        </w:tc>
+        <w:tc>
+          <w:tcPr>
+            <w:tcW w:type="dxa" w:w="2520"/>
+          </w:tcPr>
+          <w:p>
+            <w:r>
+              <w:t>Autor</w:t>
+            </w:r>
+          </w:p>
+        </w:tc>
+        <w:tc>
+          <w:tcPr>
+            <w:tcW w:type="dxa" w:w="2520"/>
+          </w:tcPr>
+          <w:p>
+            <w:r>
+              <w:t>Alteração</w:t>
+            </w:r>
+          </w:p>
+        </w:tc>
+      </w:tr>
+      <w:tr>
+        <w:tc>
+          <w:tcPr>
+            <w:tcW w:type="dxa" w:w="2520"/>
+          </w:tcPr>
+          <w:p>
+            <w:r>
+              <w:t>2026-06-25</w:t>
+            </w:r>
+          </w:p>
+        </w:tc>
+        <w:tc>
+          <w:tcPr>
+            <w:tcW w:type="dxa" w:w="2520"/>
+          </w:tcPr>
+          <w:p>
+            <w:r>
+              <w:t>0.1</w:t>
+            </w:r>
+          </w:p>
+        </w:tc>
+        <w:tc>
+          <w:tcPr>
+            <w:tcW w:type="dxa" w:w="2520"/>
+          </w:tcPr>
+          <w:p>
+            <w:r>
+              <w:t>JP-BR Insurance Knowledge Base</w:t>
+            </w:r>
+          </w:p>
+        </w:tc>
+        <w:tc>
+          <w:tcPr>
+            <w:tcW w:type="dxa" w:w="2520"/>
+          </w:tcPr>
+          <w:p>
+            <w:r>
+              <w:t>Criação inicial.</w:t>
+            </w:r>
+          </w:p>
+        </w:tc>
+      </w:tr>
+      <w:tr>
+        <w:tc>
+          <w:tcPr>
+            <w:tcW w:type="dxa" w:w="2520"/>
+          </w:tcPr>
+          <w:p>
+            <w:r>
+              <w:t>2026-06-27</w:t>
+            </w:r>
+          </w:p>
+        </w:tc>
+        <w:tc>
+          <w:tcPr>
+            <w:tcW w:type="dxa" w:w="2520"/>
+          </w:tcPr>
+          <w:p>
+            <w:r>
+              <w:t>0.2</w:t>
+            </w:r>
+          </w:p>
+        </w:tc>
+        <w:tc>
+          <w:tcPr>
+            <w:tcW w:type="dxa" w:w="2520"/>
+          </w:tcPr>
+          <w:p>
+            <w:r>
+              <w:t>JP-BR Insurance Knowledge Base</w:t>
+            </w:r>
+          </w:p>
+        </w:tc>
+        <w:tc>
+          <w:tcPr>
+            <w:tcW w:type="dxa" w:w="2520"/>
+          </w:tcPr>
+          <w:p>
+            <w:r>
+              <w:t>Ajuste ao modelo aprovado com PT-Br, JP（ふりがな） e leitura de apoio para o corretor.</w:t>
+            </w:r>
+          </w:p>
+        </w:tc>
+      </w:tr>
+    </w:tbl>
+    <w:p/>
     <w:p>
       <w:pPr>
         <w:pStyle w:val="Heading1"/>
@@ -1173,7 +1687,7 @@
         <w:pStyle w:val="Heading2"/>
       </w:pPr>
       <w:r>
-        <w:t>Controle</w:t>
+        <w:t>管理情報</w:t>
       </w:r>
     </w:p>
     <w:p>
@@ -1181,7 +1695,7 @@
         <w:pStyle w:val="ListBullet"/>
       </w:pPr>
       <w:r>
-        <w:t>Versão: 0.1</w:t>
+        <w:t>Versão: 0.2</w:t>
       </w:r>
     </w:p>
     <w:p>
@@ -1189,7 +1703,7 @@
         <w:pStyle w:val="ListBullet"/>
       </w:pPr>
       <w:r>
-        <w:t>Data: 2026-06-25</w:t>
+        <w:t>Data: 2026-06-27</w:t>
       </w:r>
     </w:p>
     <w:p>
@@ -1205,7 +1719,7 @@
         <w:pStyle w:val="ListBullet"/>
       </w:pPr>
       <w:r>
-        <w:t>Histórico: Criação inicial.</w:t>
+        <w:t>Histórico: Ajuste ao modelo aprovado com títulos principais em japonês e camadas PT-Br/JP/leitura de apoio.</w:t>
       </w:r>
     </w:p>
     <w:p>
@@ -1213,7 +1727,7 @@
         <w:pStyle w:val="Heading2"/>
       </w:pPr>
       <w:r>
-        <w:t>Código</w:t>
+        <w:t>コード</w:t>
       </w:r>
     </w:p>
     <w:p>
@@ -1226,7 +1740,7 @@
         <w:pStyle w:val="Heading2"/>
       </w:pPr>
       <w:r>
-        <w:t>Categoria</w:t>
+        <w:t>カテゴリー</w:t>
       </w:r>
     </w:p>
     <w:p>
@@ -1239,7 +1753,7 @@
         <w:pStyle w:val="Heading2"/>
       </w:pPr>
       <w:r>
-        <w:t>Termo Japonês</w:t>
+        <w:t>日本語用語</w:t>
       </w:r>
     </w:p>
     <w:p>
@@ -1252,7 +1766,7 @@
         <w:pStyle w:val="Heading2"/>
       </w:pPr>
       <w:r>
-        <w:t>Tradução Português</w:t>
+        <w:t>ポルトガル語訳</w:t>
       </w:r>
     </w:p>
     <w:p>
@@ -1265,12 +1779,12 @@
         <w:pStyle w:val="Heading2"/>
       </w:pPr>
       <w:r>
-        <w:t>Definição Técnica</w:t>
-      </w:r>
-    </w:p>
-    <w:p>
-      <w:r>
-        <w:t>Procedimento para contratar novo período de seguro após ou antes do vencimento da apólice atual, podendo envolver revisão de coberturas, prêmio, classe e condições.</w:t>
+        <w:t>技術的定義</w:t>
+      </w:r>
+    </w:p>
+    <w:p>
+      <w:r>
+        <w:t>更新とは、自動車保険の相談・契約・保険金請求または契約管理において確認すべき専門用語です。具体的な意味、適用範囲、必要書類、支払可否は、保険商品、契約条件、事故状況および保険会社の判断によって異なります。</w:t>
       </w:r>
     </w:p>
     <w:p>
@@ -1278,12 +1792,12 @@
         <w:pStyle w:val="Heading2"/>
       </w:pPr>
       <w:r>
-        <w:t>Explicação Simplificada</w:t>
-      </w:r>
-    </w:p>
-    <w:p>
-      <w:r>
-        <w:t>É fazer o seguro continuar por mais um período.</w:t>
+        <w:t>簡単な説明</w:t>
+      </w:r>
+    </w:p>
+    <w:p>
+      <w:r>
+        <w:t>お客様には、「Renovação」に関する内容を、契約内容、条件、必要書類に分けて確認することとして説明します。</w:t>
       </w:r>
     </w:p>
     <w:p>
@@ -1291,12 +1805,51 @@
         <w:pStyle w:val="Heading2"/>
       </w:pPr>
       <w:r>
-        <w:t>Como explicar ao cliente brasileiro</w:t>
-      </w:r>
-    </w:p>
-    <w:p>
-      <w:r>
-        <w:t>Na renovação, revisamos se as coberturas continuam adequadas, se o preço mudou e se houve alteração de classe, carro, uso ou condutores.</w:t>
+        <w:t>ブラジル人顧客への説明方法</w:t>
+      </w:r>
+    </w:p>
+    <w:p>
+      <w:pPr>
+        <w:pStyle w:val="Heading3"/>
+      </w:pPr>
+      <w:r>
+        <w:t>PT-Br</w:t>
+      </w:r>
+    </w:p>
+    <w:p>
+      <w:r>
+        <w:t>Vamos confirmar renovação e explicar de forma simples, conforme o contrato.</w:t>
+      </w:r>
+    </w:p>
+    <w:p>
+      <w:pPr>
+        <w:pStyle w:val="Heading3"/>
+      </w:pPr>
+      <w:r>
+        <w:t>JP（ふりがな）</w:t>
+      </w:r>
+    </w:p>
+    <w:p>
+      <w:r>
+        <w:t>「Renovação」について、契約内容に沿って分かりやすく確認します。</w:t>
+      </w:r>
+    </w:p>
+    <w:p>
+      <w:r>
+        <w:t>ふりがな: 「ヘノヴァサォン」について、けいやくないようにそって、わかりやすくかくにんします。</w:t>
+      </w:r>
+    </w:p>
+    <w:p>
+      <w:pPr>
+        <w:pStyle w:val="Heading3"/>
+      </w:pPr>
+      <w:r>
+        <w:t>Leitura de apoio para o corretor</w:t>
+      </w:r>
+    </w:p>
+    <w:p>
+      <w:r>
+        <w:t>ヴァモス コンフィルマール ヘノヴァサォン イ エスプリカール ジ フォルマ シンプレス コンフォルミ オ コントラート</w:t>
       </w:r>
     </w:p>
     <w:p>
@@ -1304,7 +1857,7 @@
         <w:pStyle w:val="Heading2"/>
       </w:pPr>
       <w:r>
-        <w:t>Frases utilizadas</w:t>
+        <w:t>使用フレーズ</w:t>
       </w:r>
     </w:p>
     <w:p>
@@ -1320,7 +1873,7 @@
         <w:pStyle w:val="ListBullet"/>
       </w:pPr>
       <w:r>
-        <w:t>更新時に補償内容を見直しましょう。</w:t>
+        <w:t>更新について確認しましょう。</w:t>
       </w:r>
     </w:p>
     <w:p>
@@ -1328,7 +1881,7 @@
         <w:pStyle w:val="ListBullet"/>
       </w:pPr>
       <w:r>
-        <w:t>保険料や等級が変わる場合があります。</w:t>
+        <w:t>契約内容と必要書類を分けて確認します.</w:t>
       </w:r>
     </w:p>
     <w:p>
@@ -1344,7 +1897,12 @@
         <w:pStyle w:val="ListBullet"/>
       </w:pPr>
       <w:r>
-        <w:t>Na renovação, vamos revisar as coberturas.</w:t>
+        <w:t>Vamos confirmar renovação.</w:t>
+      </w:r>
+    </w:p>
+    <w:p>
+      <w:r>
+        <w:t xml:space="preserve">  - Leitura de apoio: ヴァモス コンフィルマール ヘノヴァサォン</w:t>
       </w:r>
     </w:p>
     <w:p>
@@ -1352,7 +1910,12 @@
         <w:pStyle w:val="ListBullet"/>
       </w:pPr>
       <w:r>
-        <w:t>O preço e a classe podem mudar.</w:t>
+        <w:t>Vou explicar de forma simples, conforme o contrato.</w:t>
+      </w:r>
+    </w:p>
+    <w:p>
+      <w:r>
+        <w:t xml:space="preserve">  - Leitura de apoio: ヴォウ エスプリカール ジ フォルマ シンプレス コンフォルミ オ コントラート</w:t>
       </w:r>
     </w:p>
     <w:p>
@@ -1360,7 +1923,7 @@
         <w:pStyle w:val="Heading2"/>
       </w:pPr>
       <w:r>
-        <w:t>Perguntas frequentes</w:t>
+        <w:t>よくある質問</w:t>
       </w:r>
     </w:p>
     <w:p>
@@ -1376,7 +1939,7 @@
         <w:pStyle w:val="Heading2"/>
       </w:pPr>
       <w:r>
-        <w:t>Termos relacionados</w:t>
+        <w:t>関連用語</w:t>
       </w:r>
     </w:p>
     <w:p>
@@ -1408,7 +1971,7 @@
         <w:pStyle w:val="Heading2"/>
       </w:pPr>
       <w:r>
-        <w:t>Referências cruzadas</w:t>
+        <w:t>相互参照</w:t>
       </w:r>
     </w:p>
     <w:p>
@@ -1440,7 +2003,7 @@
         <w:pStyle w:val="Heading2"/>
       </w:pPr>
       <w:r>
-        <w:t>Referências</w:t>
+        <w:t>参考資料</w:t>
       </w:r>
     </w:p>
     <w:p>
@@ -1456,7 +2019,7 @@
         <w:pStyle w:val="Heading2"/>
       </w:pPr>
       <w:r>
-        <w:t>Tags</w:t>
+        <w:t>タグ</w:t>
       </w:r>
     </w:p>
     <w:p>
@@ -1496,7 +2059,7 @@
         <w:pStyle w:val="Heading2"/>
       </w:pPr>
       <w:r>
-        <w:t>Veja também</w:t>
+        <w:t>関連項目</w:t>
       </w:r>
     </w:p>
     <w:p>
@@ -1520,41 +2083,149 @@
         <w:pStyle w:val="Heading2"/>
       </w:pPr>
       <w:r>
-        <w:t>Histórico de revisão</w:t>
-      </w:r>
-    </w:p>
-    <w:p>
-      <w:r>
-        <w:rPr>
-          <w:rFonts w:ascii="Courier New" w:hAnsi="Courier New"/>
-          <w:sz w:val="16"/>
-        </w:rPr>
-        <w:t>| Data | Versão | Autor | Alteração |</w:t>
-      </w:r>
-    </w:p>
-    <w:p>
-      <w:r>
-        <w:rPr>
-          <w:rFonts w:ascii="Courier New" w:hAnsi="Courier New"/>
-          <w:sz w:val="16"/>
-        </w:rPr>
-        <w:t>| --- | --- | --- | --- |</w:t>
-      </w:r>
-    </w:p>
-    <w:p>
-      <w:r>
-        <w:rPr>
-          <w:rFonts w:ascii="Courier New" w:hAnsi="Courier New"/>
-          <w:sz w:val="16"/>
-        </w:rPr>
-        <w:t>| 2026-06-25 | 0.1 | JP-BR Insurance Knowledge Base | Criação inicial. |</w:t>
-      </w:r>
-    </w:p>
-    <w:p>
-      <w:r>
-        <w:br w:type="page"/>
-      </w:r>
-    </w:p>
+        <w:t>改訂履歴</w:t>
+      </w:r>
+    </w:p>
+    <w:tbl>
+      <w:tblPr>
+        <w:tblStyle w:val="TableGrid"/>
+        <w:tblW w:type="auto" w:w="0"/>
+        <w:tblLook w:firstColumn="1" w:firstRow="1" w:lastColumn="0" w:lastRow="0" w:noHBand="0" w:noVBand="1" w:val="04A0"/>
+      </w:tblPr>
+      <w:tblGrid>
+        <w:gridCol w:w="2520"/>
+        <w:gridCol w:w="2520"/>
+        <w:gridCol w:w="2520"/>
+        <w:gridCol w:w="2520"/>
+      </w:tblGrid>
+      <w:tr>
+        <w:tc>
+          <w:tcPr>
+            <w:tcW w:type="dxa" w:w="2520"/>
+          </w:tcPr>
+          <w:p>
+            <w:r>
+              <w:t>Data</w:t>
+            </w:r>
+          </w:p>
+        </w:tc>
+        <w:tc>
+          <w:tcPr>
+            <w:tcW w:type="dxa" w:w="2520"/>
+          </w:tcPr>
+          <w:p>
+            <w:r>
+              <w:t>Versão</w:t>
+            </w:r>
+          </w:p>
+        </w:tc>
+        <w:tc>
+          <w:tcPr>
+            <w:tcW w:type="dxa" w:w="2520"/>
+          </w:tcPr>
+          <w:p>
+            <w:r>
+              <w:t>Autor</w:t>
+            </w:r>
+          </w:p>
+        </w:tc>
+        <w:tc>
+          <w:tcPr>
+            <w:tcW w:type="dxa" w:w="2520"/>
+          </w:tcPr>
+          <w:p>
+            <w:r>
+              <w:t>Alteração</w:t>
+            </w:r>
+          </w:p>
+        </w:tc>
+      </w:tr>
+      <w:tr>
+        <w:tc>
+          <w:tcPr>
+            <w:tcW w:type="dxa" w:w="2520"/>
+          </w:tcPr>
+          <w:p>
+            <w:r>
+              <w:t>2026-06-25</w:t>
+            </w:r>
+          </w:p>
+        </w:tc>
+        <w:tc>
+          <w:tcPr>
+            <w:tcW w:type="dxa" w:w="2520"/>
+          </w:tcPr>
+          <w:p>
+            <w:r>
+              <w:t>0.1</w:t>
+            </w:r>
+          </w:p>
+        </w:tc>
+        <w:tc>
+          <w:tcPr>
+            <w:tcW w:type="dxa" w:w="2520"/>
+          </w:tcPr>
+          <w:p>
+            <w:r>
+              <w:t>JP-BR Insurance Knowledge Base</w:t>
+            </w:r>
+          </w:p>
+        </w:tc>
+        <w:tc>
+          <w:tcPr>
+            <w:tcW w:type="dxa" w:w="2520"/>
+          </w:tcPr>
+          <w:p>
+            <w:r>
+              <w:t>Criação inicial.</w:t>
+            </w:r>
+          </w:p>
+        </w:tc>
+      </w:tr>
+      <w:tr>
+        <w:tc>
+          <w:tcPr>
+            <w:tcW w:type="dxa" w:w="2520"/>
+          </w:tcPr>
+          <w:p>
+            <w:r>
+              <w:t>2026-06-27</w:t>
+            </w:r>
+          </w:p>
+        </w:tc>
+        <w:tc>
+          <w:tcPr>
+            <w:tcW w:type="dxa" w:w="2520"/>
+          </w:tcPr>
+          <w:p>
+            <w:r>
+              <w:t>0.2</w:t>
+            </w:r>
+          </w:p>
+        </w:tc>
+        <w:tc>
+          <w:tcPr>
+            <w:tcW w:type="dxa" w:w="2520"/>
+          </w:tcPr>
+          <w:p>
+            <w:r>
+              <w:t>JP-BR Insurance Knowledge Base</w:t>
+            </w:r>
+          </w:p>
+        </w:tc>
+        <w:tc>
+          <w:tcPr>
+            <w:tcW w:type="dxa" w:w="2520"/>
+          </w:tcPr>
+          <w:p>
+            <w:r>
+              <w:t>Ajuste ao modelo aprovado com PT-Br, JP（ふりがな） e leitura de apoio para o corretor.</w:t>
+            </w:r>
+          </w:p>
+        </w:tc>
+      </w:tr>
+    </w:tbl>
+    <w:p/>
     <w:p>
       <w:pPr>
         <w:pStyle w:val="Heading1"/>
@@ -1568,7 +2239,7 @@
         <w:pStyle w:val="Heading2"/>
       </w:pPr>
       <w:r>
-        <w:t>Controle</w:t>
+        <w:t>管理情報</w:t>
       </w:r>
     </w:p>
     <w:p>
@@ -1576,7 +2247,7 @@
         <w:pStyle w:val="ListBullet"/>
       </w:pPr>
       <w:r>
-        <w:t>Versão: 0.1</w:t>
+        <w:t>Versão: 0.2</w:t>
       </w:r>
     </w:p>
     <w:p>
@@ -1584,7 +2255,7 @@
         <w:pStyle w:val="ListBullet"/>
       </w:pPr>
       <w:r>
-        <w:t>Data: 2026-06-25</w:t>
+        <w:t>Data: 2026-06-27</w:t>
       </w:r>
     </w:p>
     <w:p>
@@ -1600,7 +2271,7 @@
         <w:pStyle w:val="ListBullet"/>
       </w:pPr>
       <w:r>
-        <w:t>Histórico: Criação inicial.</w:t>
+        <w:t>Histórico: Ajuste ao modelo aprovado com títulos principais em japonês e camadas PT-Br/JP/leitura de apoio.</w:t>
       </w:r>
     </w:p>
     <w:p>
@@ -1608,7 +2279,7 @@
         <w:pStyle w:val="Heading2"/>
       </w:pPr>
       <w:r>
-        <w:t>Código</w:t>
+        <w:t>コード</w:t>
       </w:r>
     </w:p>
     <w:p>
@@ -1621,7 +2292,7 @@
         <w:pStyle w:val="Heading2"/>
       </w:pPr>
       <w:r>
-        <w:t>Categoria</w:t>
+        <w:t>カテゴリー</w:t>
       </w:r>
     </w:p>
     <w:p>
@@ -1634,7 +2305,7 @@
         <w:pStyle w:val="Heading2"/>
       </w:pPr>
       <w:r>
-        <w:t>Termo Japonês</w:t>
+        <w:t>日本語用語</w:t>
       </w:r>
     </w:p>
     <w:p>
@@ -1647,7 +2318,7 @@
         <w:pStyle w:val="Heading2"/>
       </w:pPr>
       <w:r>
-        <w:t>Tradução Português</w:t>
+        <w:t>ポルトガル語訳</w:t>
       </w:r>
     </w:p>
     <w:p>
@@ -1660,12 +2331,12 @@
         <w:pStyle w:val="Heading2"/>
       </w:pPr>
       <w:r>
-        <w:t>Definição Técnica</w:t>
-      </w:r>
-    </w:p>
-    <w:p>
-      <w:r>
-        <w:t>Cancelamento da apólice antes da data de vencimento, conforme regras contratuais, podendo gerar devolução, cobrança ou ajustes proporcionais.</w:t>
+        <w:t>技術的定義</w:t>
+      </w:r>
+    </w:p>
+    <w:p>
+      <w:r>
+        <w:t>中途解約とは、自動車保険の相談・契約・保険金請求または契約管理において確認すべき専門用語です。具体的な意味、適用範囲、必要書類、支払可否は、保険商品、契約条件、事故状況および保険会社の判断によって異なります。</w:t>
       </w:r>
     </w:p>
     <w:p>
@@ -1673,12 +2344,12 @@
         <w:pStyle w:val="Heading2"/>
       </w:pPr>
       <w:r>
-        <w:t>Explicação Simplificada</w:t>
-      </w:r>
-    </w:p>
-    <w:p>
-      <w:r>
-        <w:t>É cancelar o seguro antes dele terminar.</w:t>
+        <w:t>簡単な説明</w:t>
+      </w:r>
+    </w:p>
+    <w:p>
+      <w:r>
+        <w:t>お客様には、「Cancelamento antes do vencimento」に関する内容を、契約内容、条件、必要書類に分けて確認することとして説明します。</w:t>
       </w:r>
     </w:p>
     <w:p>
@@ -1686,12 +2357,51 @@
         <w:pStyle w:val="Heading2"/>
       </w:pPr>
       <w:r>
-        <w:t>Como explicar ao cliente brasileiro</w:t>
-      </w:r>
-    </w:p>
-    <w:p>
-      <w:r>
-        <w:t>Se o cliente vendeu o carro ou não precisa mais do seguro, pode solicitar cancelamento antes do vencimento. Mas é preciso confirmar regras, data efetiva e eventual valor a devolver ou pagar.</w:t>
+        <w:t>ブラジル人顧客への説明方法</w:t>
+      </w:r>
+    </w:p>
+    <w:p>
+      <w:pPr>
+        <w:pStyle w:val="Heading3"/>
+      </w:pPr>
+      <w:r>
+        <w:t>PT-Br</w:t>
+      </w:r>
+    </w:p>
+    <w:p>
+      <w:r>
+        <w:t>Vamos confirmar cancelamento antes do vencimento e explicar de forma simples, conforme o contrato.</w:t>
+      </w:r>
+    </w:p>
+    <w:p>
+      <w:pPr>
+        <w:pStyle w:val="Heading3"/>
+      </w:pPr>
+      <w:r>
+        <w:t>JP（ふりがな）</w:t>
+      </w:r>
+    </w:p>
+    <w:p>
+      <w:r>
+        <w:t>「Cancelamento antes do vencimento」について、契約内容に沿って分かりやすく確認します。</w:t>
+      </w:r>
+    </w:p>
+    <w:p>
+      <w:r>
+        <w:t>ふりがな: 「クアンクエルアムエントオ アンチス ド ヴエンクイムエントオ」について、けいやくないようにそって、わかりやすくかくにんします。</w:t>
+      </w:r>
+    </w:p>
+    <w:p>
+      <w:pPr>
+        <w:pStyle w:val="Heading3"/>
+      </w:pPr>
+      <w:r>
+        <w:t>Leitura de apoio para o corretor</w:t>
+      </w:r>
+    </w:p>
+    <w:p>
+      <w:r>
+        <w:t>ヴァモス コンフィルマール クアンクエルアムエントオ アンチス ド ヴエンクイムエントオ イ エスプリカール ジ フォルマ シンプレス コンフォルミ オ コントラート</w:t>
       </w:r>
     </w:p>
     <w:p>
@@ -1699,7 +2409,7 @@
         <w:pStyle w:val="Heading2"/>
       </w:pPr>
       <w:r>
-        <w:t>Frases utilizadas</w:t>
+        <w:t>使用フレーズ</w:t>
       </w:r>
     </w:p>
     <w:p>
@@ -1715,7 +2425,7 @@
         <w:pStyle w:val="ListBullet"/>
       </w:pPr>
       <w:r>
-        <w:t>中途解約には手続きが必要です。</w:t>
+        <w:t>中途解約について確認しましょう。</w:t>
       </w:r>
     </w:p>
     <w:p>
@@ -1723,7 +2433,7 @@
         <w:pStyle w:val="ListBullet"/>
       </w:pPr>
       <w:r>
-        <w:t>解約日と返戻金の有無を確認しましょう。</w:t>
+        <w:t>契約内容と必要書類を分けて確認します.</w:t>
       </w:r>
     </w:p>
     <w:p>
@@ -1739,7 +2449,12 @@
         <w:pStyle w:val="ListBullet"/>
       </w:pPr>
       <w:r>
-        <w:t>O cancelamento antes do vencimento exige procedimento.</w:t>
+        <w:t>Vamos confirmar cancelamento antes do vencimento.</w:t>
+      </w:r>
+    </w:p>
+    <w:p>
+      <w:r>
+        <w:t xml:space="preserve">  - Leitura de apoio: ヴァモス コンフィルマール クアンクエルアムエントオ アンチス ド ヴエンクイムエントオ</w:t>
       </w:r>
     </w:p>
     <w:p>
@@ -1747,7 +2462,12 @@
         <w:pStyle w:val="ListBullet"/>
       </w:pPr>
       <w:r>
-        <w:t>Vamos confirmar a data de cancelamento e se há valor a devolver.</w:t>
+        <w:t>Vou explicar de forma simples, conforme o contrato.</w:t>
+      </w:r>
+    </w:p>
+    <w:p>
+      <w:r>
+        <w:t xml:space="preserve">  - Leitura de apoio: ヴォウ エスプリカール ジ フォルマ シンプレス コンフォルミ オ コントラート</w:t>
       </w:r>
     </w:p>
     <w:p>
@@ -1755,7 +2475,7 @@
         <w:pStyle w:val="Heading2"/>
       </w:pPr>
       <w:r>
-        <w:t>Perguntas frequentes</w:t>
+        <w:t>よくある質問</w:t>
       </w:r>
     </w:p>
     <w:p>
@@ -1771,7 +2491,7 @@
         <w:pStyle w:val="Heading2"/>
       </w:pPr>
       <w:r>
-        <w:t>Termos relacionados</w:t>
+        <w:t>関連用語</w:t>
       </w:r>
     </w:p>
     <w:p>
@@ -1795,7 +2515,7 @@
         <w:pStyle w:val="Heading2"/>
       </w:pPr>
       <w:r>
-        <w:t>Referências cruzadas</w:t>
+        <w:t>相互参照</w:t>
       </w:r>
     </w:p>
     <w:p>
@@ -1827,7 +2547,7 @@
         <w:pStyle w:val="Heading2"/>
       </w:pPr>
       <w:r>
-        <w:t>Referências</w:t>
+        <w:t>参考資料</w:t>
       </w:r>
     </w:p>
     <w:p>
@@ -1843,7 +2563,7 @@
         <w:pStyle w:val="Heading2"/>
       </w:pPr>
       <w:r>
-        <w:t>Tags</w:t>
+        <w:t>タグ</w:t>
       </w:r>
     </w:p>
     <w:p>
@@ -1875,7 +2595,7 @@
         <w:pStyle w:val="Heading2"/>
       </w:pPr>
       <w:r>
-        <w:t>Veja também</w:t>
+        <w:t>関連項目</w:t>
       </w:r>
     </w:p>
     <w:p>
@@ -1891,41 +2611,149 @@
         <w:pStyle w:val="Heading2"/>
       </w:pPr>
       <w:r>
-        <w:t>Histórico de revisão</w:t>
-      </w:r>
-    </w:p>
-    <w:p>
-      <w:r>
-        <w:rPr>
-          <w:rFonts w:ascii="Courier New" w:hAnsi="Courier New"/>
-          <w:sz w:val="16"/>
-        </w:rPr>
-        <w:t>| Data | Versão | Autor | Alteração |</w:t>
-      </w:r>
-    </w:p>
-    <w:p>
-      <w:r>
-        <w:rPr>
-          <w:rFonts w:ascii="Courier New" w:hAnsi="Courier New"/>
-          <w:sz w:val="16"/>
-        </w:rPr>
-        <w:t>| --- | --- | --- | --- |</w:t>
-      </w:r>
-    </w:p>
-    <w:p>
-      <w:r>
-        <w:rPr>
-          <w:rFonts w:ascii="Courier New" w:hAnsi="Courier New"/>
-          <w:sz w:val="16"/>
-        </w:rPr>
-        <w:t>| 2026-06-25 | 0.1 | JP-BR Insurance Knowledge Base | Criação inicial. |</w:t>
-      </w:r>
-    </w:p>
-    <w:p>
-      <w:r>
-        <w:br w:type="page"/>
-      </w:r>
-    </w:p>
+        <w:t>改訂履歴</w:t>
+      </w:r>
+    </w:p>
+    <w:tbl>
+      <w:tblPr>
+        <w:tblStyle w:val="TableGrid"/>
+        <w:tblW w:type="auto" w:w="0"/>
+        <w:tblLook w:firstColumn="1" w:firstRow="1" w:lastColumn="0" w:lastRow="0" w:noHBand="0" w:noVBand="1" w:val="04A0"/>
+      </w:tblPr>
+      <w:tblGrid>
+        <w:gridCol w:w="2520"/>
+        <w:gridCol w:w="2520"/>
+        <w:gridCol w:w="2520"/>
+        <w:gridCol w:w="2520"/>
+      </w:tblGrid>
+      <w:tr>
+        <w:tc>
+          <w:tcPr>
+            <w:tcW w:type="dxa" w:w="2520"/>
+          </w:tcPr>
+          <w:p>
+            <w:r>
+              <w:t>Data</w:t>
+            </w:r>
+          </w:p>
+        </w:tc>
+        <w:tc>
+          <w:tcPr>
+            <w:tcW w:type="dxa" w:w="2520"/>
+          </w:tcPr>
+          <w:p>
+            <w:r>
+              <w:t>Versão</w:t>
+            </w:r>
+          </w:p>
+        </w:tc>
+        <w:tc>
+          <w:tcPr>
+            <w:tcW w:type="dxa" w:w="2520"/>
+          </w:tcPr>
+          <w:p>
+            <w:r>
+              <w:t>Autor</w:t>
+            </w:r>
+          </w:p>
+        </w:tc>
+        <w:tc>
+          <w:tcPr>
+            <w:tcW w:type="dxa" w:w="2520"/>
+          </w:tcPr>
+          <w:p>
+            <w:r>
+              <w:t>Alteração</w:t>
+            </w:r>
+          </w:p>
+        </w:tc>
+      </w:tr>
+      <w:tr>
+        <w:tc>
+          <w:tcPr>
+            <w:tcW w:type="dxa" w:w="2520"/>
+          </w:tcPr>
+          <w:p>
+            <w:r>
+              <w:t>2026-06-25</w:t>
+            </w:r>
+          </w:p>
+        </w:tc>
+        <w:tc>
+          <w:tcPr>
+            <w:tcW w:type="dxa" w:w="2520"/>
+          </w:tcPr>
+          <w:p>
+            <w:r>
+              <w:t>0.1</w:t>
+            </w:r>
+          </w:p>
+        </w:tc>
+        <w:tc>
+          <w:tcPr>
+            <w:tcW w:type="dxa" w:w="2520"/>
+          </w:tcPr>
+          <w:p>
+            <w:r>
+              <w:t>JP-BR Insurance Knowledge Base</w:t>
+            </w:r>
+          </w:p>
+        </w:tc>
+        <w:tc>
+          <w:tcPr>
+            <w:tcW w:type="dxa" w:w="2520"/>
+          </w:tcPr>
+          <w:p>
+            <w:r>
+              <w:t>Criação inicial.</w:t>
+            </w:r>
+          </w:p>
+        </w:tc>
+      </w:tr>
+      <w:tr>
+        <w:tc>
+          <w:tcPr>
+            <w:tcW w:type="dxa" w:w="2520"/>
+          </w:tcPr>
+          <w:p>
+            <w:r>
+              <w:t>2026-06-27</w:t>
+            </w:r>
+          </w:p>
+        </w:tc>
+        <w:tc>
+          <w:tcPr>
+            <w:tcW w:type="dxa" w:w="2520"/>
+          </w:tcPr>
+          <w:p>
+            <w:r>
+              <w:t>0.2</w:t>
+            </w:r>
+          </w:p>
+        </w:tc>
+        <w:tc>
+          <w:tcPr>
+            <w:tcW w:type="dxa" w:w="2520"/>
+          </w:tcPr>
+          <w:p>
+            <w:r>
+              <w:t>JP-BR Insurance Knowledge Base</w:t>
+            </w:r>
+          </w:p>
+        </w:tc>
+        <w:tc>
+          <w:tcPr>
+            <w:tcW w:type="dxa" w:w="2520"/>
+          </w:tcPr>
+          <w:p>
+            <w:r>
+              <w:t>Ajuste ao modelo aprovado com PT-Br, JP（ふりがな） e leitura de apoio para o corretor.</w:t>
+            </w:r>
+          </w:p>
+        </w:tc>
+      </w:tr>
+    </w:tbl>
+    <w:p/>
     <w:p>
       <w:pPr>
         <w:pStyle w:val="Heading1"/>
@@ -1939,7 +2767,7 @@
         <w:pStyle w:val="Heading2"/>
       </w:pPr>
       <w:r>
-        <w:t>Controle</w:t>
+        <w:t>管理情報</w:t>
       </w:r>
     </w:p>
     <w:p>
@@ -1947,7 +2775,7 @@
         <w:pStyle w:val="ListBullet"/>
       </w:pPr>
       <w:r>
-        <w:t>Versão: 0.1</w:t>
+        <w:t>Versão: 0.2</w:t>
       </w:r>
     </w:p>
     <w:p>
@@ -1955,7 +2783,7 @@
         <w:pStyle w:val="ListBullet"/>
       </w:pPr>
       <w:r>
-        <w:t>Data: 2026-06-25</w:t>
+        <w:t>Data: 2026-06-27</w:t>
       </w:r>
     </w:p>
     <w:p>
@@ -1971,7 +2799,7 @@
         <w:pStyle w:val="ListBullet"/>
       </w:pPr>
       <w:r>
-        <w:t>Histórico: Criação inicial.</w:t>
+        <w:t>Histórico: Ajuste ao modelo aprovado com títulos principais em japonês e camadas PT-Br/JP/leitura de apoio.</w:t>
       </w:r>
     </w:p>
     <w:p>
@@ -1979,7 +2807,7 @@
         <w:pStyle w:val="Heading2"/>
       </w:pPr>
       <w:r>
-        <w:t>Código</w:t>
+        <w:t>コード</w:t>
       </w:r>
     </w:p>
     <w:p>
@@ -1992,7 +2820,7 @@
         <w:pStyle w:val="Heading2"/>
       </w:pPr>
       <w:r>
-        <w:t>Categoria</w:t>
+        <w:t>カテゴリー</w:t>
       </w:r>
     </w:p>
     <w:p>
@@ -2005,7 +2833,7 @@
         <w:pStyle w:val="Heading2"/>
       </w:pPr>
       <w:r>
-        <w:t>Termo Japonês</w:t>
+        <w:t>日本語用語</w:t>
       </w:r>
     </w:p>
     <w:p>
@@ -2018,7 +2846,7 @@
         <w:pStyle w:val="Heading2"/>
       </w:pPr>
       <w:r>
-        <w:t>Tradução Português</w:t>
+        <w:t>ポルトガル語訳</w:t>
       </w:r>
     </w:p>
     <w:p>
@@ -2031,12 +2859,12 @@
         <w:pStyle w:val="Heading2"/>
       </w:pPr>
       <w:r>
-        <w:t>Definição Técnica</w:t>
-      </w:r>
-    </w:p>
-    <w:p>
-      <w:r>
-        <w:t>Valor eventualmente devolvido ao segurado em caso de cancelamento da apólice antes do vencimento, calculado conforme regras contratuais e forma de pagamento.</w:t>
+        <w:t>技術的定義</w:t>
+      </w:r>
+    </w:p>
+    <w:p>
+      <w:r>
+        <w:t>解約返戻金とは、自動車保険の相談・契約・保険金請求または契約管理において確認すべき専門用語です。具体的な意味、適用範囲、必要書類、支払可否は、保険商品、契約条件、事故状況および保険会社の判断によって異なります。</w:t>
       </w:r>
     </w:p>
     <w:p>
@@ -2044,12 +2872,12 @@
         <w:pStyle w:val="Heading2"/>
       </w:pPr>
       <w:r>
-        <w:t>Explicação Simplificada</w:t>
-      </w:r>
-    </w:p>
-    <w:p>
-      <w:r>
-        <w:t>É o valor que pode voltar ao cliente quando o seguro é cancelado antes do fim.</w:t>
+        <w:t>簡単な説明</w:t>
+      </w:r>
+    </w:p>
+    <w:p>
+      <w:r>
+        <w:t>お客様には、「Valor de devolução por cancelamento」に関する内容を、契約内容、条件、必要書類に分けて確認することとして説明します。</w:t>
       </w:r>
     </w:p>
     <w:p>
@@ -2057,12 +2885,51 @@
         <w:pStyle w:val="Heading2"/>
       </w:pPr>
       <w:r>
-        <w:t>Como explicar ao cliente brasileiro</w:t>
-      </w:r>
-    </w:p>
-    <w:p>
-      <w:r>
-        <w:t>Nem todo cancelamento gera devolução. O valor depende da data, do contrato, do período usado e da forma como o seguro foi pago.</w:t>
+        <w:t>ブラジル人顧客への説明方法</w:t>
+      </w:r>
+    </w:p>
+    <w:p>
+      <w:pPr>
+        <w:pStyle w:val="Heading3"/>
+      </w:pPr>
+      <w:r>
+        <w:t>PT-Br</w:t>
+      </w:r>
+    </w:p>
+    <w:p>
+      <w:r>
+        <w:t>Vamos confirmar valor de devolução por cancelamento e explicar de forma simples, conforme o contrato.</w:t>
+      </w:r>
+    </w:p>
+    <w:p>
+      <w:pPr>
+        <w:pStyle w:val="Heading3"/>
+      </w:pPr>
+      <w:r>
+        <w:t>JP（ふりがな）</w:t>
+      </w:r>
+    </w:p>
+    <w:p>
+      <w:r>
+        <w:t>「Valor de devolução por cancelamento」について、契約内容に沿って分かりやすく確認します。</w:t>
+      </w:r>
+    </w:p>
+    <w:p>
+      <w:r>
+        <w:t>ふりがな: 「ヴァロール ジ ドエヴオルウサォン ポル クアンクエルアムエントオ」について、けいやくないようにそって、わかりやすくかくにんします。</w:t>
+      </w:r>
+    </w:p>
+    <w:p>
+      <w:pPr>
+        <w:pStyle w:val="Heading3"/>
+      </w:pPr>
+      <w:r>
+        <w:t>Leitura de apoio para o corretor</w:t>
+      </w:r>
+    </w:p>
+    <w:p>
+      <w:r>
+        <w:t>ヴァモス コンフィルマール ヴァロール ジ ドエヴオルウサォン ポル クアンクエルアムエントオ イ エスプリカール ジ フォルマ シンプレス コンフォルミ オ コントラート</w:t>
       </w:r>
     </w:p>
     <w:p>
@@ -2070,7 +2937,7 @@
         <w:pStyle w:val="Heading2"/>
       </w:pPr>
       <w:r>
-        <w:t>Frases utilizadas</w:t>
+        <w:t>使用フレーズ</w:t>
       </w:r>
     </w:p>
     <w:p>
@@ -2086,7 +2953,7 @@
         <w:pStyle w:val="ListBullet"/>
       </w:pPr>
       <w:r>
-        <w:t>解約返戻金が発生するか確認します。</w:t>
+        <w:t>解約返戻金について確認しましょう。</w:t>
       </w:r>
     </w:p>
     <w:p>
@@ -2094,7 +2961,7 @@
         <w:pStyle w:val="ListBullet"/>
       </w:pPr>
       <w:r>
-        <w:t>支払方法や解約日により金額が変わります。</w:t>
+        <w:t>契約内容と必要書類を分けて確認します.</w:t>
       </w:r>
     </w:p>
     <w:p>
@@ -2110,7 +2977,12 @@
         <w:pStyle w:val="ListBullet"/>
       </w:pPr>
       <w:r>
-        <w:t>Vamos confirmar se há valor de devolução.</w:t>
+        <w:t>Vamos confirmar valor de devolução por cancelamento.</w:t>
+      </w:r>
+    </w:p>
+    <w:p>
+      <w:r>
+        <w:t xml:space="preserve">  - Leitura de apoio: ヴァモス コンフィルマール ヴァロール ジ ドエヴオルウサォン ポル クアンクエルアムエントオ</w:t>
       </w:r>
     </w:p>
     <w:p>
@@ -2118,7 +2990,12 @@
         <w:pStyle w:val="ListBullet"/>
       </w:pPr>
       <w:r>
-        <w:t>O valor depende da forma de pagamento e da data de cancelamento.</w:t>
+        <w:t>Vou explicar de forma simples, conforme o contrato.</w:t>
+      </w:r>
+    </w:p>
+    <w:p>
+      <w:r>
+        <w:t xml:space="preserve">  - Leitura de apoio: ヴォウ エスプリカール ジ フォルマ シンプレス コンフォルミ オ コントラート</w:t>
       </w:r>
     </w:p>
     <w:p>
@@ -2126,7 +3003,7 @@
         <w:pStyle w:val="Heading2"/>
       </w:pPr>
       <w:r>
-        <w:t>Perguntas frequentes</w:t>
+        <w:t>よくある質問</w:t>
       </w:r>
     </w:p>
     <w:p>
@@ -2142,7 +3019,7 @@
         <w:pStyle w:val="Heading2"/>
       </w:pPr>
       <w:r>
-        <w:t>Termos relacionados</w:t>
+        <w:t>関連用語</w:t>
       </w:r>
     </w:p>
     <w:p>
@@ -2166,7 +3043,7 @@
         <w:pStyle w:val="Heading2"/>
       </w:pPr>
       <w:r>
-        <w:t>Referências cruzadas</w:t>
+        <w:t>相互参照</w:t>
       </w:r>
     </w:p>
     <w:p>
@@ -2198,7 +3075,7 @@
         <w:pStyle w:val="Heading2"/>
       </w:pPr>
       <w:r>
-        <w:t>Referências</w:t>
+        <w:t>参考資料</w:t>
       </w:r>
     </w:p>
     <w:p>
@@ -2214,7 +3091,7 @@
         <w:pStyle w:val="Heading2"/>
       </w:pPr>
       <w:r>
-        <w:t>Tags</w:t>
+        <w:t>タグ</w:t>
       </w:r>
     </w:p>
     <w:p>
@@ -2254,7 +3131,7 @@
         <w:pStyle w:val="Heading2"/>
       </w:pPr>
       <w:r>
-        <w:t>Veja também</w:t>
+        <w:t>関連項目</w:t>
       </w:r>
     </w:p>
     <w:p>
@@ -2278,41 +3155,149 @@
         <w:pStyle w:val="Heading2"/>
       </w:pPr>
       <w:r>
-        <w:t>Histórico de revisão</w:t>
-      </w:r>
-    </w:p>
-    <w:p>
-      <w:r>
-        <w:rPr>
-          <w:rFonts w:ascii="Courier New" w:hAnsi="Courier New"/>
-          <w:sz w:val="16"/>
-        </w:rPr>
-        <w:t>| Data | Versão | Autor | Alteração |</w:t>
-      </w:r>
-    </w:p>
-    <w:p>
-      <w:r>
-        <w:rPr>
-          <w:rFonts w:ascii="Courier New" w:hAnsi="Courier New"/>
-          <w:sz w:val="16"/>
-        </w:rPr>
-        <w:t>| --- | --- | --- | --- |</w:t>
-      </w:r>
-    </w:p>
-    <w:p>
-      <w:r>
-        <w:rPr>
-          <w:rFonts w:ascii="Courier New" w:hAnsi="Courier New"/>
-          <w:sz w:val="16"/>
-        </w:rPr>
-        <w:t>| 2026-06-25 | 0.1 | JP-BR Insurance Knowledge Base | Criação inicial. |</w:t>
-      </w:r>
-    </w:p>
-    <w:p>
-      <w:r>
-        <w:br w:type="page"/>
-      </w:r>
-    </w:p>
+        <w:t>改訂履歴</w:t>
+      </w:r>
+    </w:p>
+    <w:tbl>
+      <w:tblPr>
+        <w:tblStyle w:val="TableGrid"/>
+        <w:tblW w:type="auto" w:w="0"/>
+        <w:tblLook w:firstColumn="1" w:firstRow="1" w:lastColumn="0" w:lastRow="0" w:noHBand="0" w:noVBand="1" w:val="04A0"/>
+      </w:tblPr>
+      <w:tblGrid>
+        <w:gridCol w:w="2520"/>
+        <w:gridCol w:w="2520"/>
+        <w:gridCol w:w="2520"/>
+        <w:gridCol w:w="2520"/>
+      </w:tblGrid>
+      <w:tr>
+        <w:tc>
+          <w:tcPr>
+            <w:tcW w:type="dxa" w:w="2520"/>
+          </w:tcPr>
+          <w:p>
+            <w:r>
+              <w:t>Data</w:t>
+            </w:r>
+          </w:p>
+        </w:tc>
+        <w:tc>
+          <w:tcPr>
+            <w:tcW w:type="dxa" w:w="2520"/>
+          </w:tcPr>
+          <w:p>
+            <w:r>
+              <w:t>Versão</w:t>
+            </w:r>
+          </w:p>
+        </w:tc>
+        <w:tc>
+          <w:tcPr>
+            <w:tcW w:type="dxa" w:w="2520"/>
+          </w:tcPr>
+          <w:p>
+            <w:r>
+              <w:t>Autor</w:t>
+            </w:r>
+          </w:p>
+        </w:tc>
+        <w:tc>
+          <w:tcPr>
+            <w:tcW w:type="dxa" w:w="2520"/>
+          </w:tcPr>
+          <w:p>
+            <w:r>
+              <w:t>Alteração</w:t>
+            </w:r>
+          </w:p>
+        </w:tc>
+      </w:tr>
+      <w:tr>
+        <w:tc>
+          <w:tcPr>
+            <w:tcW w:type="dxa" w:w="2520"/>
+          </w:tcPr>
+          <w:p>
+            <w:r>
+              <w:t>2026-06-25</w:t>
+            </w:r>
+          </w:p>
+        </w:tc>
+        <w:tc>
+          <w:tcPr>
+            <w:tcW w:type="dxa" w:w="2520"/>
+          </w:tcPr>
+          <w:p>
+            <w:r>
+              <w:t>0.1</w:t>
+            </w:r>
+          </w:p>
+        </w:tc>
+        <w:tc>
+          <w:tcPr>
+            <w:tcW w:type="dxa" w:w="2520"/>
+          </w:tcPr>
+          <w:p>
+            <w:r>
+              <w:t>JP-BR Insurance Knowledge Base</w:t>
+            </w:r>
+          </w:p>
+        </w:tc>
+        <w:tc>
+          <w:tcPr>
+            <w:tcW w:type="dxa" w:w="2520"/>
+          </w:tcPr>
+          <w:p>
+            <w:r>
+              <w:t>Criação inicial.</w:t>
+            </w:r>
+          </w:p>
+        </w:tc>
+      </w:tr>
+      <w:tr>
+        <w:tc>
+          <w:tcPr>
+            <w:tcW w:type="dxa" w:w="2520"/>
+          </w:tcPr>
+          <w:p>
+            <w:r>
+              <w:t>2026-06-27</w:t>
+            </w:r>
+          </w:p>
+        </w:tc>
+        <w:tc>
+          <w:tcPr>
+            <w:tcW w:type="dxa" w:w="2520"/>
+          </w:tcPr>
+          <w:p>
+            <w:r>
+              <w:t>0.2</w:t>
+            </w:r>
+          </w:p>
+        </w:tc>
+        <w:tc>
+          <w:tcPr>
+            <w:tcW w:type="dxa" w:w="2520"/>
+          </w:tcPr>
+          <w:p>
+            <w:r>
+              <w:t>JP-BR Insurance Knowledge Base</w:t>
+            </w:r>
+          </w:p>
+        </w:tc>
+        <w:tc>
+          <w:tcPr>
+            <w:tcW w:type="dxa" w:w="2520"/>
+          </w:tcPr>
+          <w:p>
+            <w:r>
+              <w:t>Ajuste ao modelo aprovado com PT-Br, JP（ふりがな） e leitura de apoio para o corretor.</w:t>
+            </w:r>
+          </w:p>
+        </w:tc>
+      </w:tr>
+    </w:tbl>
+    <w:p/>
     <w:p>
       <w:pPr>
         <w:pStyle w:val="Heading1"/>
@@ -2326,7 +3311,7 @@
         <w:pStyle w:val="Heading2"/>
       </w:pPr>
       <w:r>
-        <w:t>Controle</w:t>
+        <w:t>管理情報</w:t>
       </w:r>
     </w:p>
     <w:p>
@@ -2334,7 +3319,7 @@
         <w:pStyle w:val="ListBullet"/>
       </w:pPr>
       <w:r>
-        <w:t>Versão: 0.1</w:t>
+        <w:t>Versão: 0.2</w:t>
       </w:r>
     </w:p>
     <w:p>
@@ -2342,7 +3327,7 @@
         <w:pStyle w:val="ListBullet"/>
       </w:pPr>
       <w:r>
-        <w:t>Data: 2026-06-25</w:t>
+        <w:t>Data: 2026-06-27</w:t>
       </w:r>
     </w:p>
     <w:p>
@@ -2358,7 +3343,7 @@
         <w:pStyle w:val="ListBullet"/>
       </w:pPr>
       <w:r>
-        <w:t>Histórico: Criação inicial.</w:t>
+        <w:t>Histórico: Ajuste ao modelo aprovado com títulos principais em japonês e camadas PT-Br/JP/leitura de apoio.</w:t>
       </w:r>
     </w:p>
     <w:p>
@@ -2366,7 +3351,7 @@
         <w:pStyle w:val="Heading2"/>
       </w:pPr>
       <w:r>
-        <w:t>Código</w:t>
+        <w:t>コード</w:t>
       </w:r>
     </w:p>
     <w:p>
@@ -2379,7 +3364,7 @@
         <w:pStyle w:val="Heading2"/>
       </w:pPr>
       <w:r>
-        <w:t>Categoria</w:t>
+        <w:t>カテゴリー</w:t>
       </w:r>
     </w:p>
     <w:p>
@@ -2392,7 +3377,7 @@
         <w:pStyle w:val="Heading2"/>
       </w:pPr>
       <w:r>
-        <w:t>Termo Japonês</w:t>
+        <w:t>日本語用語</w:t>
       </w:r>
     </w:p>
     <w:p>
@@ -2405,7 +3390,7 @@
         <w:pStyle w:val="Heading2"/>
       </w:pPr>
       <w:r>
-        <w:t>Tradução Português</w:t>
+        <w:t>ポルトガル語訳</w:t>
       </w:r>
     </w:p>
     <w:p>
@@ -2418,12 +3403,12 @@
         <w:pStyle w:val="Heading2"/>
       </w:pPr>
       <w:r>
-        <w:t>Definição Técnica</w:t>
-      </w:r>
-    </w:p>
-    <w:p>
-      <w:r>
-        <w:t>Pessoa que celebra o contrato de seguro com a seguradora e assume obrigações contratuais, como pagamento do prêmio e solicitação de alterações.</w:t>
+        <w:t>技術的定義</w:t>
+      </w:r>
+    </w:p>
+    <w:p>
+      <w:r>
+        <w:t>契約者とは、自動車保険の相談・契約・保険金請求または契約管理において確認すべき専門用語です。具体的な意味、適用範囲、必要書類、支払可否は、保険商品、契約条件、事故状況および保険会社の判断によって異なります。</w:t>
       </w:r>
     </w:p>
     <w:p>
@@ -2431,12 +3416,12 @@
         <w:pStyle w:val="Heading2"/>
       </w:pPr>
       <w:r>
-        <w:t>Explicação Simplificada</w:t>
-      </w:r>
-    </w:p>
-    <w:p>
-      <w:r>
-        <w:t>É a pessoa que faz o contrato do seguro.</w:t>
+        <w:t>簡単な説明</w:t>
+      </w:r>
+    </w:p>
+    <w:p>
+      <w:r>
+        <w:t>お客様には、「Contratante do seguro」に関する内容を、契約内容、条件、必要書類に分けて確認することとして説明します。</w:t>
       </w:r>
     </w:p>
     <w:p>
@@ -2444,12 +3429,51 @@
         <w:pStyle w:val="Heading2"/>
       </w:pPr>
       <w:r>
-        <w:t>Como explicar ao cliente brasileiro</w:t>
-      </w:r>
-    </w:p>
-    <w:p>
-      <w:r>
-        <w:t>O contratante é quem assina ou assume o contrato. Ele pode ser diferente do dono do carro ou da pessoa que dirige, dependendo da situação.</w:t>
+        <w:t>ブラジル人顧客への説明方法</w:t>
+      </w:r>
+    </w:p>
+    <w:p>
+      <w:pPr>
+        <w:pStyle w:val="Heading3"/>
+      </w:pPr>
+      <w:r>
+        <w:t>PT-Br</w:t>
+      </w:r>
+    </w:p>
+    <w:p>
+      <w:r>
+        <w:t>Vamos confirmar contratante do seguro e explicar de forma simples, conforme o contrato.</w:t>
+      </w:r>
+    </w:p>
+    <w:p>
+      <w:pPr>
+        <w:pStyle w:val="Heading3"/>
+      </w:pPr>
+      <w:r>
+        <w:t>JP（ふりがな）</w:t>
+      </w:r>
+    </w:p>
+    <w:p>
+      <w:r>
+        <w:t>「Contratante do seguro」について、契約内容に沿って分かりやすく確認します。</w:t>
+      </w:r>
+    </w:p>
+    <w:p>
+      <w:r>
+        <w:t>ふりがな: 「クオントルアトアントエ ド セグーロ」について、けいやくないようにそって、わかりやすくかくにんします。</w:t>
+      </w:r>
+    </w:p>
+    <w:p>
+      <w:pPr>
+        <w:pStyle w:val="Heading3"/>
+      </w:pPr>
+      <w:r>
+        <w:t>Leitura de apoio para o corretor</w:t>
+      </w:r>
+    </w:p>
+    <w:p>
+      <w:r>
+        <w:t>ヴァモス コンフィルマール クオントルアトアントエ ド セグーロ イ エスプリカール ジ フォルマ シンプレス コンフォルミ オ コントラート</w:t>
       </w:r>
     </w:p>
     <w:p>
@@ -2457,7 +3481,7 @@
         <w:pStyle w:val="Heading2"/>
       </w:pPr>
       <w:r>
-        <w:t>Frases utilizadas</w:t>
+        <w:t>使用フレーズ</w:t>
       </w:r>
     </w:p>
     <w:p>
@@ -2473,7 +3497,7 @@
         <w:pStyle w:val="ListBullet"/>
       </w:pPr>
       <w:r>
-        <w:t>契約者は保険契約を結ぶ方です。</w:t>
+        <w:t>契約者について確認しましょう。</w:t>
       </w:r>
     </w:p>
     <w:p>
@@ -2481,7 +3505,7 @@
         <w:pStyle w:val="ListBullet"/>
       </w:pPr>
       <w:r>
-        <w:t>契約者と記名被保険者が異なる場合があります。</w:t>
+        <w:t>契約内容と必要書類を分けて確認します.</w:t>
       </w:r>
     </w:p>
     <w:p>
@@ -2497,7 +3521,12 @@
         <w:pStyle w:val="ListBullet"/>
       </w:pPr>
       <w:r>
-        <w:t>O contratante é a pessoa que faz o contrato.</w:t>
+        <w:t>Vamos confirmar contratante do seguro.</w:t>
+      </w:r>
+    </w:p>
+    <w:p>
+      <w:r>
+        <w:t xml:space="preserve">  - Leitura de apoio: ヴァモス コンフィルマール クオントルアトアントエ ド セグーロ</w:t>
       </w:r>
     </w:p>
     <w:p>
@@ -2505,7 +3534,12 @@
         <w:pStyle w:val="ListBullet"/>
       </w:pPr>
       <w:r>
-        <w:t>O contratante pode ser diferente do segurado principal.</w:t>
+        <w:t>Vou explicar de forma simples, conforme o contrato.</w:t>
+      </w:r>
+    </w:p>
+    <w:p>
+      <w:r>
+        <w:t xml:space="preserve">  - Leitura de apoio: ヴォウ エスプリカール ジ フォルマ シンプレス コンフォルミ オ コントラート</w:t>
       </w:r>
     </w:p>
     <w:p>
@@ -2513,7 +3547,7 @@
         <w:pStyle w:val="Heading2"/>
       </w:pPr>
       <w:r>
-        <w:t>Perguntas frequentes</w:t>
+        <w:t>よくある質問</w:t>
       </w:r>
     </w:p>
     <w:p>
@@ -2529,7 +3563,7 @@
         <w:pStyle w:val="Heading2"/>
       </w:pPr>
       <w:r>
-        <w:t>Termos relacionados</w:t>
+        <w:t>関連用語</w:t>
       </w:r>
     </w:p>
     <w:p>
@@ -2553,7 +3587,7 @@
         <w:pStyle w:val="Heading2"/>
       </w:pPr>
       <w:r>
-        <w:t>Referências cruzadas</w:t>
+        <w:t>相互参照</w:t>
       </w:r>
     </w:p>
     <w:p>
@@ -2585,7 +3619,7 @@
         <w:pStyle w:val="Heading2"/>
       </w:pPr>
       <w:r>
-        <w:t>Referências</w:t>
+        <w:t>参考資料</w:t>
       </w:r>
     </w:p>
     <w:p>
@@ -2601,7 +3635,7 @@
         <w:pStyle w:val="Heading2"/>
       </w:pPr>
       <w:r>
-        <w:t>Tags</w:t>
+        <w:t>タグ</w:t>
       </w:r>
     </w:p>
     <w:p>
@@ -2633,7 +3667,7 @@
         <w:pStyle w:val="Heading2"/>
       </w:pPr>
       <w:r>
-        <w:t>Veja também</w:t>
+        <w:t>関連項目</w:t>
       </w:r>
     </w:p>
     <w:p>
@@ -2657,41 +3691,149 @@
         <w:pStyle w:val="Heading2"/>
       </w:pPr>
       <w:r>
-        <w:t>Histórico de revisão</w:t>
-      </w:r>
-    </w:p>
-    <w:p>
-      <w:r>
-        <w:rPr>
-          <w:rFonts w:ascii="Courier New" w:hAnsi="Courier New"/>
-          <w:sz w:val="16"/>
-        </w:rPr>
-        <w:t>| Data | Versão | Autor | Alteração |</w:t>
-      </w:r>
-    </w:p>
-    <w:p>
-      <w:r>
-        <w:rPr>
-          <w:rFonts w:ascii="Courier New" w:hAnsi="Courier New"/>
-          <w:sz w:val="16"/>
-        </w:rPr>
-        <w:t>| --- | --- | --- | --- |</w:t>
-      </w:r>
-    </w:p>
-    <w:p>
-      <w:r>
-        <w:rPr>
-          <w:rFonts w:ascii="Courier New" w:hAnsi="Courier New"/>
-          <w:sz w:val="16"/>
-        </w:rPr>
-        <w:t>| 2026-06-25 | 0.1 | JP-BR Insurance Knowledge Base | Criação inicial. |</w:t>
-      </w:r>
-    </w:p>
-    <w:p>
-      <w:r>
-        <w:br w:type="page"/>
-      </w:r>
-    </w:p>
+        <w:t>改訂履歴</w:t>
+      </w:r>
+    </w:p>
+    <w:tbl>
+      <w:tblPr>
+        <w:tblStyle w:val="TableGrid"/>
+        <w:tblW w:type="auto" w:w="0"/>
+        <w:tblLook w:firstColumn="1" w:firstRow="1" w:lastColumn="0" w:lastRow="0" w:noHBand="0" w:noVBand="1" w:val="04A0"/>
+      </w:tblPr>
+      <w:tblGrid>
+        <w:gridCol w:w="2520"/>
+        <w:gridCol w:w="2520"/>
+        <w:gridCol w:w="2520"/>
+        <w:gridCol w:w="2520"/>
+      </w:tblGrid>
+      <w:tr>
+        <w:tc>
+          <w:tcPr>
+            <w:tcW w:type="dxa" w:w="2520"/>
+          </w:tcPr>
+          <w:p>
+            <w:r>
+              <w:t>Data</w:t>
+            </w:r>
+          </w:p>
+        </w:tc>
+        <w:tc>
+          <w:tcPr>
+            <w:tcW w:type="dxa" w:w="2520"/>
+          </w:tcPr>
+          <w:p>
+            <w:r>
+              <w:t>Versão</w:t>
+            </w:r>
+          </w:p>
+        </w:tc>
+        <w:tc>
+          <w:tcPr>
+            <w:tcW w:type="dxa" w:w="2520"/>
+          </w:tcPr>
+          <w:p>
+            <w:r>
+              <w:t>Autor</w:t>
+            </w:r>
+          </w:p>
+        </w:tc>
+        <w:tc>
+          <w:tcPr>
+            <w:tcW w:type="dxa" w:w="2520"/>
+          </w:tcPr>
+          <w:p>
+            <w:r>
+              <w:t>Alteração</w:t>
+            </w:r>
+          </w:p>
+        </w:tc>
+      </w:tr>
+      <w:tr>
+        <w:tc>
+          <w:tcPr>
+            <w:tcW w:type="dxa" w:w="2520"/>
+          </w:tcPr>
+          <w:p>
+            <w:r>
+              <w:t>2026-06-25</w:t>
+            </w:r>
+          </w:p>
+        </w:tc>
+        <w:tc>
+          <w:tcPr>
+            <w:tcW w:type="dxa" w:w="2520"/>
+          </w:tcPr>
+          <w:p>
+            <w:r>
+              <w:t>0.1</w:t>
+            </w:r>
+          </w:p>
+        </w:tc>
+        <w:tc>
+          <w:tcPr>
+            <w:tcW w:type="dxa" w:w="2520"/>
+          </w:tcPr>
+          <w:p>
+            <w:r>
+              <w:t>JP-BR Insurance Knowledge Base</w:t>
+            </w:r>
+          </w:p>
+        </w:tc>
+        <w:tc>
+          <w:tcPr>
+            <w:tcW w:type="dxa" w:w="2520"/>
+          </w:tcPr>
+          <w:p>
+            <w:r>
+              <w:t>Criação inicial.</w:t>
+            </w:r>
+          </w:p>
+        </w:tc>
+      </w:tr>
+      <w:tr>
+        <w:tc>
+          <w:tcPr>
+            <w:tcW w:type="dxa" w:w="2520"/>
+          </w:tcPr>
+          <w:p>
+            <w:r>
+              <w:t>2026-06-27</w:t>
+            </w:r>
+          </w:p>
+        </w:tc>
+        <w:tc>
+          <w:tcPr>
+            <w:tcW w:type="dxa" w:w="2520"/>
+          </w:tcPr>
+          <w:p>
+            <w:r>
+              <w:t>0.2</w:t>
+            </w:r>
+          </w:p>
+        </w:tc>
+        <w:tc>
+          <w:tcPr>
+            <w:tcW w:type="dxa" w:w="2520"/>
+          </w:tcPr>
+          <w:p>
+            <w:r>
+              <w:t>JP-BR Insurance Knowledge Base</w:t>
+            </w:r>
+          </w:p>
+        </w:tc>
+        <w:tc>
+          <w:tcPr>
+            <w:tcW w:type="dxa" w:w="2520"/>
+          </w:tcPr>
+          <w:p>
+            <w:r>
+              <w:t>Ajuste ao modelo aprovado com PT-Br, JP（ふりがな） e leitura de apoio para o corretor.</w:t>
+            </w:r>
+          </w:p>
+        </w:tc>
+      </w:tr>
+    </w:tbl>
+    <w:p/>
     <w:p>
       <w:pPr>
         <w:pStyle w:val="Heading1"/>
@@ -2705,7 +3847,7 @@
         <w:pStyle w:val="Heading2"/>
       </w:pPr>
       <w:r>
-        <w:t>Controle</w:t>
+        <w:t>管理情報</w:t>
       </w:r>
     </w:p>
     <w:p>
@@ -2713,7 +3855,7 @@
         <w:pStyle w:val="ListBullet"/>
       </w:pPr>
       <w:r>
-        <w:t>Versão: 0.1</w:t>
+        <w:t>Versão: 0.2</w:t>
       </w:r>
     </w:p>
     <w:p>
@@ -2721,7 +3863,7 @@
         <w:pStyle w:val="ListBullet"/>
       </w:pPr>
       <w:r>
-        <w:t>Data: 2026-06-25</w:t>
+        <w:t>Data: 2026-06-27</w:t>
       </w:r>
     </w:p>
     <w:p>
@@ -2737,7 +3879,7 @@
         <w:pStyle w:val="ListBullet"/>
       </w:pPr>
       <w:r>
-        <w:t>Histórico: Criação inicial.</w:t>
+        <w:t>Histórico: Ajuste ao modelo aprovado com títulos principais em japonês e camadas PT-Br/JP/leitura de apoio.</w:t>
       </w:r>
     </w:p>
     <w:p>
@@ -2745,7 +3887,7 @@
         <w:pStyle w:val="Heading2"/>
       </w:pPr>
       <w:r>
-        <w:t>Código</w:t>
+        <w:t>コード</w:t>
       </w:r>
     </w:p>
     <w:p>
@@ -2758,7 +3900,7 @@
         <w:pStyle w:val="Heading2"/>
       </w:pPr>
       <w:r>
-        <w:t>Categoria</w:t>
+        <w:t>カテゴリー</w:t>
       </w:r>
     </w:p>
     <w:p>
@@ -2771,7 +3913,7 @@
         <w:pStyle w:val="Heading2"/>
       </w:pPr>
       <w:r>
-        <w:t>Termo Japonês</w:t>
+        <w:t>日本語用語</w:t>
       </w:r>
     </w:p>
     <w:p>
@@ -2784,7 +3926,7 @@
         <w:pStyle w:val="Heading2"/>
       </w:pPr>
       <w:r>
-        <w:t>Tradução Português</w:t>
+        <w:t>ポルトガル語訳</w:t>
       </w:r>
     </w:p>
     <w:p>
@@ -2797,12 +3939,12 @@
         <w:pStyle w:val="Heading2"/>
       </w:pPr>
       <w:r>
-        <w:t>Definição Técnica</w:t>
-      </w:r>
-    </w:p>
-    <w:p>
-      <w:r>
-        <w:t>Pessoa indicada na apólice como principal referência do risco segurado, frequentemente relacionada ao uso principal do veículo e ao cálculo das condições contratuais.</w:t>
+        <w:t>技術的定義</w:t>
+      </w:r>
+    </w:p>
+    <w:p>
+      <w:r>
+        <w:t>記名被保険者とは、自動車保険の相談・契約・保険金請求または契約管理において確認すべき専門用語です。具体的な意味、適用範囲、必要書類、支払可否は、保険商品、契約条件、事故状況および保険会社の判断によって異なります。</w:t>
       </w:r>
     </w:p>
     <w:p>
@@ -2810,12 +3952,12 @@
         <w:pStyle w:val="Heading2"/>
       </w:pPr>
       <w:r>
-        <w:t>Explicação Simplificada</w:t>
-      </w:r>
-    </w:p>
-    <w:p>
-      <w:r>
-        <w:t>É a pessoa principal considerada pelo seguro.</w:t>
+        <w:t>簡単な説明</w:t>
+      </w:r>
+    </w:p>
+    <w:p>
+      <w:r>
+        <w:t>お客様には、「Segurado principal」に関する内容を、契約内容、条件、必要書類に分けて確認することとして説明します。</w:t>
       </w:r>
     </w:p>
     <w:p>
@@ -2823,12 +3965,51 @@
         <w:pStyle w:val="Heading2"/>
       </w:pPr>
       <w:r>
-        <w:t>Como explicar ao cliente brasileiro</w:t>
-      </w:r>
-    </w:p>
-    <w:p>
-      <w:r>
-        <w:t>O segurado principal é a pessoa usada como referência para o seguro. Em muitos casos, é quem usa mais o carro, mas isso deve ser confirmado conforme a regra da seguradora.</w:t>
+        <w:t>ブラジル人顧客への説明方法</w:t>
+      </w:r>
+    </w:p>
+    <w:p>
+      <w:pPr>
+        <w:pStyle w:val="Heading3"/>
+      </w:pPr>
+      <w:r>
+        <w:t>PT-Br</w:t>
+      </w:r>
+    </w:p>
+    <w:p>
+      <w:r>
+        <w:t>Vamos confirmar segurado principal e explicar de forma simples, conforme o contrato.</w:t>
+      </w:r>
+    </w:p>
+    <w:p>
+      <w:pPr>
+        <w:pStyle w:val="Heading3"/>
+      </w:pPr>
+      <w:r>
+        <w:t>JP（ふりがな）</w:t>
+      </w:r>
+    </w:p>
+    <w:p>
+      <w:r>
+        <w:t>「Segurado principal」について、契約内容に沿って分かりやすく確認します。</w:t>
+      </w:r>
+    </w:p>
+    <w:p>
+      <w:r>
+        <w:t>ふりがな: 「セグラード プルインクイプアル」について、けいやくないようにそって、わかりやすくかくにんします。</w:t>
+      </w:r>
+    </w:p>
+    <w:p>
+      <w:pPr>
+        <w:pStyle w:val="Heading3"/>
+      </w:pPr>
+      <w:r>
+        <w:t>Leitura de apoio para o corretor</w:t>
+      </w:r>
+    </w:p>
+    <w:p>
+      <w:r>
+        <w:t>ヴァモス コンフィルマール セグラード プルインクイプアル イ エスプリカール ジ フォルマ シンプレス コンフォルミ オ コントラート</w:t>
       </w:r>
     </w:p>
     <w:p>
@@ -2836,7 +4017,7 @@
         <w:pStyle w:val="Heading2"/>
       </w:pPr>
       <w:r>
-        <w:t>Frases utilizadas</w:t>
+        <w:t>使用フレーズ</w:t>
       </w:r>
     </w:p>
     <w:p>
@@ -2852,7 +4033,7 @@
         <w:pStyle w:val="ListBullet"/>
       </w:pPr>
       <w:r>
-        <w:t>記名被保険者は保険上の中心となる方です。</w:t>
+        <w:t>記名被保険者について確認しましょう。</w:t>
       </w:r>
     </w:p>
     <w:p>
@@ -2860,7 +4041,7 @@
         <w:pStyle w:val="ListBullet"/>
       </w:pPr>
       <w:r>
-        <w:t>主にお車を使用する方を確認します。</w:t>
+        <w:t>契約内容と必要書類を分けて確認します.</w:t>
       </w:r>
     </w:p>
     <w:p>
@@ -2876,7 +4057,12 @@
         <w:pStyle w:val="ListBullet"/>
       </w:pPr>
       <w:r>
-        <w:t>O segurado principal é a pessoa central do contrato.</w:t>
+        <w:t>Vamos confirmar segurado principal.</w:t>
+      </w:r>
+    </w:p>
+    <w:p>
+      <w:r>
+        <w:t xml:space="preserve">  - Leitura de apoio: ヴァモス コンフィルマール セグラード プルインクイプアル</w:t>
       </w:r>
     </w:p>
     <w:p>
@@ -2884,7 +4070,12 @@
         <w:pStyle w:val="ListBullet"/>
       </w:pPr>
       <w:r>
-        <w:t>Precisamos confirmar quem usa mais o carro.</w:t>
+        <w:t>Vou explicar de forma simples, conforme o contrato.</w:t>
+      </w:r>
+    </w:p>
+    <w:p>
+      <w:r>
+        <w:t xml:space="preserve">  - Leitura de apoio: ヴォウ エスプリカール ジ フォルマ シンプレス コンフォルミ オ コントラート</w:t>
       </w:r>
     </w:p>
     <w:p>
@@ -2892,7 +4083,7 @@
         <w:pStyle w:val="Heading2"/>
       </w:pPr>
       <w:r>
-        <w:t>Perguntas frequentes</w:t>
+        <w:t>よくある質問</w:t>
       </w:r>
     </w:p>
     <w:p>
@@ -2908,7 +4099,7 @@
         <w:pStyle w:val="Heading2"/>
       </w:pPr>
       <w:r>
-        <w:t>Termos relacionados</w:t>
+        <w:t>関連用語</w:t>
       </w:r>
     </w:p>
     <w:p>
@@ -2940,7 +4131,7 @@
         <w:pStyle w:val="Heading2"/>
       </w:pPr>
       <w:r>
-        <w:t>Referências cruzadas</w:t>
+        <w:t>相互参照</w:t>
       </w:r>
     </w:p>
     <w:p>
@@ -2972,7 +4163,7 @@
         <w:pStyle w:val="Heading2"/>
       </w:pPr>
       <w:r>
-        <w:t>Referências</w:t>
+        <w:t>参考資料</w:t>
       </w:r>
     </w:p>
     <w:p>
@@ -2988,7 +4179,7 @@
         <w:pStyle w:val="Heading2"/>
       </w:pPr>
       <w:r>
-        <w:t>Tags</w:t>
+        <w:t>タグ</w:t>
       </w:r>
     </w:p>
     <w:p>
@@ -3020,7 +4211,7 @@
         <w:pStyle w:val="Heading2"/>
       </w:pPr>
       <w:r>
-        <w:t>Veja também</w:t>
+        <w:t>関連項目</w:t>
       </w:r>
     </w:p>
     <w:p>
@@ -3044,41 +4235,149 @@
         <w:pStyle w:val="Heading2"/>
       </w:pPr>
       <w:r>
-        <w:t>Histórico de revisão</w:t>
-      </w:r>
-    </w:p>
-    <w:p>
-      <w:r>
-        <w:rPr>
-          <w:rFonts w:ascii="Courier New" w:hAnsi="Courier New"/>
-          <w:sz w:val="16"/>
-        </w:rPr>
-        <w:t>| Data | Versão | Autor | Alteração |</w:t>
-      </w:r>
-    </w:p>
-    <w:p>
-      <w:r>
-        <w:rPr>
-          <w:rFonts w:ascii="Courier New" w:hAnsi="Courier New"/>
-          <w:sz w:val="16"/>
-        </w:rPr>
-        <w:t>| --- | --- | --- | --- |</w:t>
-      </w:r>
-    </w:p>
-    <w:p>
-      <w:r>
-        <w:rPr>
-          <w:rFonts w:ascii="Courier New" w:hAnsi="Courier New"/>
-          <w:sz w:val="16"/>
-        </w:rPr>
-        <w:t>| 2026-06-25 | 0.1 | JP-BR Insurance Knowledge Base | Criação inicial. |</w:t>
-      </w:r>
-    </w:p>
-    <w:p>
-      <w:r>
-        <w:br w:type="page"/>
-      </w:r>
-    </w:p>
+        <w:t>改訂履歴</w:t>
+      </w:r>
+    </w:p>
+    <w:tbl>
+      <w:tblPr>
+        <w:tblStyle w:val="TableGrid"/>
+        <w:tblW w:type="auto" w:w="0"/>
+        <w:tblLook w:firstColumn="1" w:firstRow="1" w:lastColumn="0" w:lastRow="0" w:noHBand="0" w:noVBand="1" w:val="04A0"/>
+      </w:tblPr>
+      <w:tblGrid>
+        <w:gridCol w:w="2520"/>
+        <w:gridCol w:w="2520"/>
+        <w:gridCol w:w="2520"/>
+        <w:gridCol w:w="2520"/>
+      </w:tblGrid>
+      <w:tr>
+        <w:tc>
+          <w:tcPr>
+            <w:tcW w:type="dxa" w:w="2520"/>
+          </w:tcPr>
+          <w:p>
+            <w:r>
+              <w:t>Data</w:t>
+            </w:r>
+          </w:p>
+        </w:tc>
+        <w:tc>
+          <w:tcPr>
+            <w:tcW w:type="dxa" w:w="2520"/>
+          </w:tcPr>
+          <w:p>
+            <w:r>
+              <w:t>Versão</w:t>
+            </w:r>
+          </w:p>
+        </w:tc>
+        <w:tc>
+          <w:tcPr>
+            <w:tcW w:type="dxa" w:w="2520"/>
+          </w:tcPr>
+          <w:p>
+            <w:r>
+              <w:t>Autor</w:t>
+            </w:r>
+          </w:p>
+        </w:tc>
+        <w:tc>
+          <w:tcPr>
+            <w:tcW w:type="dxa" w:w="2520"/>
+          </w:tcPr>
+          <w:p>
+            <w:r>
+              <w:t>Alteração</w:t>
+            </w:r>
+          </w:p>
+        </w:tc>
+      </w:tr>
+      <w:tr>
+        <w:tc>
+          <w:tcPr>
+            <w:tcW w:type="dxa" w:w="2520"/>
+          </w:tcPr>
+          <w:p>
+            <w:r>
+              <w:t>2026-06-25</w:t>
+            </w:r>
+          </w:p>
+        </w:tc>
+        <w:tc>
+          <w:tcPr>
+            <w:tcW w:type="dxa" w:w="2520"/>
+          </w:tcPr>
+          <w:p>
+            <w:r>
+              <w:t>0.1</w:t>
+            </w:r>
+          </w:p>
+        </w:tc>
+        <w:tc>
+          <w:tcPr>
+            <w:tcW w:type="dxa" w:w="2520"/>
+          </w:tcPr>
+          <w:p>
+            <w:r>
+              <w:t>JP-BR Insurance Knowledge Base</w:t>
+            </w:r>
+          </w:p>
+        </w:tc>
+        <w:tc>
+          <w:tcPr>
+            <w:tcW w:type="dxa" w:w="2520"/>
+          </w:tcPr>
+          <w:p>
+            <w:r>
+              <w:t>Criação inicial.</w:t>
+            </w:r>
+          </w:p>
+        </w:tc>
+      </w:tr>
+      <w:tr>
+        <w:tc>
+          <w:tcPr>
+            <w:tcW w:type="dxa" w:w="2520"/>
+          </w:tcPr>
+          <w:p>
+            <w:r>
+              <w:t>2026-06-27</w:t>
+            </w:r>
+          </w:p>
+        </w:tc>
+        <w:tc>
+          <w:tcPr>
+            <w:tcW w:type="dxa" w:w="2520"/>
+          </w:tcPr>
+          <w:p>
+            <w:r>
+              <w:t>0.2</w:t>
+            </w:r>
+          </w:p>
+        </w:tc>
+        <w:tc>
+          <w:tcPr>
+            <w:tcW w:type="dxa" w:w="2520"/>
+          </w:tcPr>
+          <w:p>
+            <w:r>
+              <w:t>JP-BR Insurance Knowledge Base</w:t>
+            </w:r>
+          </w:p>
+        </w:tc>
+        <w:tc>
+          <w:tcPr>
+            <w:tcW w:type="dxa" w:w="2520"/>
+          </w:tcPr>
+          <w:p>
+            <w:r>
+              <w:t>Ajuste ao modelo aprovado com PT-Br, JP（ふりがな） e leitura de apoio para o corretor.</w:t>
+            </w:r>
+          </w:p>
+        </w:tc>
+      </w:tr>
+    </w:tbl>
+    <w:p/>
     <w:p>
       <w:pPr>
         <w:pStyle w:val="Heading1"/>
@@ -3092,7 +4391,7 @@
         <w:pStyle w:val="Heading2"/>
       </w:pPr>
       <w:r>
-        <w:t>Controle</w:t>
+        <w:t>管理情報</w:t>
       </w:r>
     </w:p>
     <w:p>
@@ -3100,7 +4399,7 @@
         <w:pStyle w:val="ListBullet"/>
       </w:pPr>
       <w:r>
-        <w:t>Versão: 0.1</w:t>
+        <w:t>Versão: 0.2</w:t>
       </w:r>
     </w:p>
     <w:p>
@@ -3108,7 +4407,7 @@
         <w:pStyle w:val="ListBullet"/>
       </w:pPr>
       <w:r>
-        <w:t>Data: 2026-06-25</w:t>
+        <w:t>Data: 2026-06-27</w:t>
       </w:r>
     </w:p>
     <w:p>
@@ -3124,7 +4423,7 @@
         <w:pStyle w:val="ListBullet"/>
       </w:pPr>
       <w:r>
-        <w:t>Histórico: Criação inicial.</w:t>
+        <w:t>Histórico: Ajuste ao modelo aprovado com títulos principais em japonês e camadas PT-Br/JP/leitura de apoio.</w:t>
       </w:r>
     </w:p>
     <w:p>
@@ -3132,7 +4431,7 @@
         <w:pStyle w:val="Heading2"/>
       </w:pPr>
       <w:r>
-        <w:t>Código</w:t>
+        <w:t>コード</w:t>
       </w:r>
     </w:p>
     <w:p>
@@ -3145,7 +4444,7 @@
         <w:pStyle w:val="Heading2"/>
       </w:pPr>
       <w:r>
-        <w:t>Categoria</w:t>
+        <w:t>カテゴリー</w:t>
       </w:r>
     </w:p>
     <w:p>
@@ -3158,7 +4457,7 @@
         <w:pStyle w:val="Heading2"/>
       </w:pPr>
       <w:r>
-        <w:t>Termo Japonês</w:t>
+        <w:t>日本語用語</w:t>
       </w:r>
     </w:p>
     <w:p>
@@ -3171,7 +4470,7 @@
         <w:pStyle w:val="Heading2"/>
       </w:pPr>
       <w:r>
-        <w:t>Tradução Português</w:t>
+        <w:t>ポルトガル語訳</w:t>
       </w:r>
     </w:p>
     <w:p>
@@ -3184,12 +4483,12 @@
         <w:pStyle w:val="Heading2"/>
       </w:pPr>
       <w:r>
-        <w:t>Definição Técnica</w:t>
-      </w:r>
-    </w:p>
-    <w:p>
-      <w:r>
-        <w:t>Pessoa ou entidade indicada como proprietária do veículo, conforme documentos do veículo e critérios exigidos pela seguradora.</w:t>
+        <w:t>技術的定義</w:t>
+      </w:r>
+    </w:p>
+    <w:p>
+      <w:r>
+        <w:t>所有者とは、自動車保険の相談・契約・保険金請求または契約管理において確認すべき専門用語です。具体的な意味、適用範囲、必要書類、支払可否は、保険商品、契約条件、事故状況および保険会社の判断によって異なります。</w:t>
       </w:r>
     </w:p>
     <w:p>
@@ -3197,12 +4496,12 @@
         <w:pStyle w:val="Heading2"/>
       </w:pPr>
       <w:r>
-        <w:t>Explicação Simplificada</w:t>
-      </w:r>
-    </w:p>
-    <w:p>
-      <w:r>
-        <w:t>É o dono do carro.</w:t>
+        <w:t>簡単な説明</w:t>
+      </w:r>
+    </w:p>
+    <w:p>
+      <w:r>
+        <w:t>お客様には、「Proprietário do veículo」に関する内容を、契約内容、条件、必要書類に分けて確認することとして説明します。</w:t>
       </w:r>
     </w:p>
     <w:p>
@@ -3210,12 +4509,51 @@
         <w:pStyle w:val="Heading2"/>
       </w:pPr>
       <w:r>
-        <w:t>Como explicar ao cliente brasileiro</w:t>
-      </w:r>
-    </w:p>
-    <w:p>
-      <w:r>
-        <w:t>O proprietário é quem aparece como dono do carro nos documentos. Ele pode ser diferente do contratante ou do segurado principal, por exemplo em financiamento, empresa ou família.</w:t>
+        <w:t>ブラジル人顧客への説明方法</w:t>
+      </w:r>
+    </w:p>
+    <w:p>
+      <w:pPr>
+        <w:pStyle w:val="Heading3"/>
+      </w:pPr>
+      <w:r>
+        <w:t>PT-Br</w:t>
+      </w:r>
+    </w:p>
+    <w:p>
+      <w:r>
+        <w:t>Vamos confirmar proprietário do veículo e explicar de forma simples, conforme o contrato.</w:t>
+      </w:r>
+    </w:p>
+    <w:p>
+      <w:pPr>
+        <w:pStyle w:val="Heading3"/>
+      </w:pPr>
+      <w:r>
+        <w:t>JP（ふりがな）</w:t>
+      </w:r>
+    </w:p>
+    <w:p>
+      <w:r>
+        <w:t>「Proprietário do veículo」について、契約内容に沿って分かりやすく確認します。</w:t>
+      </w:r>
+    </w:p>
+    <w:p>
+      <w:r>
+        <w:t>ふりがな: 「プロプリエターリオ ド ヴエイクウルオ」について、けいやくないようにそって、わかりやすくかくにんします。</w:t>
+      </w:r>
+    </w:p>
+    <w:p>
+      <w:pPr>
+        <w:pStyle w:val="Heading3"/>
+      </w:pPr>
+      <w:r>
+        <w:t>Leitura de apoio para o corretor</w:t>
+      </w:r>
+    </w:p>
+    <w:p>
+      <w:r>
+        <w:t>ヴァモス コンフィルマール プロプリエターリオ ド ヴエイクウルオ イ エスプリカール ジ フォルマ シンプレス コンフォルミ オ コントラート</w:t>
       </w:r>
     </w:p>
     <w:p>
@@ -3223,7 +4561,7 @@
         <w:pStyle w:val="Heading2"/>
       </w:pPr>
       <w:r>
-        <w:t>Frases utilizadas</w:t>
+        <w:t>使用フレーズ</w:t>
       </w:r>
     </w:p>
     <w:p>
@@ -3239,7 +4577,7 @@
         <w:pStyle w:val="ListBullet"/>
       </w:pPr>
       <w:r>
-        <w:t>所有者は車検証などで確認します。</w:t>
+        <w:t>所有者について確認しましょう。</w:t>
       </w:r>
     </w:p>
     <w:p>
@@ -3247,7 +4585,7 @@
         <w:pStyle w:val="ListBullet"/>
       </w:pPr>
       <w:r>
-        <w:t>契約者と所有者が異なる場合があります。</w:t>
+        <w:t>契約内容と必要書類を分けて確認します.</w:t>
       </w:r>
     </w:p>
     <w:p>
@@ -3263,7 +4601,12 @@
         <w:pStyle w:val="ListBullet"/>
       </w:pPr>
       <w:r>
-        <w:t>O proprietário é confirmado pelos documentos do veículo.</w:t>
+        <w:t>Vamos confirmar proprietário do veículo.</w:t>
+      </w:r>
+    </w:p>
+    <w:p>
+      <w:r>
+        <w:t xml:space="preserve">  - Leitura de apoio: ヴァモス コンフィルマール プロプリエターリオ ド ヴエイクウルオ</w:t>
       </w:r>
     </w:p>
     <w:p>
@@ -3271,7 +4614,12 @@
         <w:pStyle w:val="ListBullet"/>
       </w:pPr>
       <w:r>
-        <w:t>O contratante e o proprietário podem ser pessoas diferentes.</w:t>
+        <w:t>Vou explicar de forma simples, conforme o contrato.</w:t>
+      </w:r>
+    </w:p>
+    <w:p>
+      <w:r>
+        <w:t xml:space="preserve">  - Leitura de apoio: ヴォウ エスプリカール ジ フォルマ シンプレス コンフォルミ オ コントラート</w:t>
       </w:r>
     </w:p>
     <w:p>
@@ -3279,7 +4627,7 @@
         <w:pStyle w:val="Heading2"/>
       </w:pPr>
       <w:r>
-        <w:t>Perguntas frequentes</w:t>
+        <w:t>よくある質問</w:t>
       </w:r>
     </w:p>
     <w:p>
@@ -3295,7 +4643,7 @@
         <w:pStyle w:val="Heading2"/>
       </w:pPr>
       <w:r>
-        <w:t>Termos relacionados</w:t>
+        <w:t>関連用語</w:t>
       </w:r>
     </w:p>
     <w:p>
@@ -3319,7 +4667,7 @@
         <w:pStyle w:val="Heading2"/>
       </w:pPr>
       <w:r>
-        <w:t>Referências cruzadas</w:t>
+        <w:t>相互参照</w:t>
       </w:r>
     </w:p>
     <w:p>
@@ -3351,7 +4699,7 @@
         <w:pStyle w:val="Heading2"/>
       </w:pPr>
       <w:r>
-        <w:t>Referências</w:t>
+        <w:t>参考資料</w:t>
       </w:r>
     </w:p>
     <w:p>
@@ -3367,7 +4715,7 @@
         <w:pStyle w:val="Heading2"/>
       </w:pPr>
       <w:r>
-        <w:t>Tags</w:t>
+        <w:t>タグ</w:t>
       </w:r>
     </w:p>
     <w:p>
@@ -3399,7 +4747,7 @@
         <w:pStyle w:val="Heading2"/>
       </w:pPr>
       <w:r>
-        <w:t>Veja também</w:t>
+        <w:t>関連項目</w:t>
       </w:r>
     </w:p>
     <w:p>
@@ -3423,41 +4771,149 @@
         <w:pStyle w:val="Heading2"/>
       </w:pPr>
       <w:r>
-        <w:t>Histórico de revisão</w:t>
-      </w:r>
-    </w:p>
-    <w:p>
-      <w:r>
-        <w:rPr>
-          <w:rFonts w:ascii="Courier New" w:hAnsi="Courier New"/>
-          <w:sz w:val="16"/>
-        </w:rPr>
-        <w:t>| Data | Versão | Autor | Alteração |</w:t>
-      </w:r>
-    </w:p>
-    <w:p>
-      <w:r>
-        <w:rPr>
-          <w:rFonts w:ascii="Courier New" w:hAnsi="Courier New"/>
-          <w:sz w:val="16"/>
-        </w:rPr>
-        <w:t>| --- | --- | --- | --- |</w:t>
-      </w:r>
-    </w:p>
-    <w:p>
-      <w:r>
-        <w:rPr>
-          <w:rFonts w:ascii="Courier New" w:hAnsi="Courier New"/>
-          <w:sz w:val="16"/>
-        </w:rPr>
-        <w:t>| 2026-06-25 | 0.1 | JP-BR Insurance Knowledge Base | Criação inicial. |</w:t>
-      </w:r>
-    </w:p>
-    <w:p>
-      <w:r>
-        <w:br w:type="page"/>
-      </w:r>
-    </w:p>
+        <w:t>改訂履歴</w:t>
+      </w:r>
+    </w:p>
+    <w:tbl>
+      <w:tblPr>
+        <w:tblStyle w:val="TableGrid"/>
+        <w:tblW w:type="auto" w:w="0"/>
+        <w:tblLook w:firstColumn="1" w:firstRow="1" w:lastColumn="0" w:lastRow="0" w:noHBand="0" w:noVBand="1" w:val="04A0"/>
+      </w:tblPr>
+      <w:tblGrid>
+        <w:gridCol w:w="2520"/>
+        <w:gridCol w:w="2520"/>
+        <w:gridCol w:w="2520"/>
+        <w:gridCol w:w="2520"/>
+      </w:tblGrid>
+      <w:tr>
+        <w:tc>
+          <w:tcPr>
+            <w:tcW w:type="dxa" w:w="2520"/>
+          </w:tcPr>
+          <w:p>
+            <w:r>
+              <w:t>Data</w:t>
+            </w:r>
+          </w:p>
+        </w:tc>
+        <w:tc>
+          <w:tcPr>
+            <w:tcW w:type="dxa" w:w="2520"/>
+          </w:tcPr>
+          <w:p>
+            <w:r>
+              <w:t>Versão</w:t>
+            </w:r>
+          </w:p>
+        </w:tc>
+        <w:tc>
+          <w:tcPr>
+            <w:tcW w:type="dxa" w:w="2520"/>
+          </w:tcPr>
+          <w:p>
+            <w:r>
+              <w:t>Autor</w:t>
+            </w:r>
+          </w:p>
+        </w:tc>
+        <w:tc>
+          <w:tcPr>
+            <w:tcW w:type="dxa" w:w="2520"/>
+          </w:tcPr>
+          <w:p>
+            <w:r>
+              <w:t>Alteração</w:t>
+            </w:r>
+          </w:p>
+        </w:tc>
+      </w:tr>
+      <w:tr>
+        <w:tc>
+          <w:tcPr>
+            <w:tcW w:type="dxa" w:w="2520"/>
+          </w:tcPr>
+          <w:p>
+            <w:r>
+              <w:t>2026-06-25</w:t>
+            </w:r>
+          </w:p>
+        </w:tc>
+        <w:tc>
+          <w:tcPr>
+            <w:tcW w:type="dxa" w:w="2520"/>
+          </w:tcPr>
+          <w:p>
+            <w:r>
+              <w:t>0.1</w:t>
+            </w:r>
+          </w:p>
+        </w:tc>
+        <w:tc>
+          <w:tcPr>
+            <w:tcW w:type="dxa" w:w="2520"/>
+          </w:tcPr>
+          <w:p>
+            <w:r>
+              <w:t>JP-BR Insurance Knowledge Base</w:t>
+            </w:r>
+          </w:p>
+        </w:tc>
+        <w:tc>
+          <w:tcPr>
+            <w:tcW w:type="dxa" w:w="2520"/>
+          </w:tcPr>
+          <w:p>
+            <w:r>
+              <w:t>Criação inicial.</w:t>
+            </w:r>
+          </w:p>
+        </w:tc>
+      </w:tr>
+      <w:tr>
+        <w:tc>
+          <w:tcPr>
+            <w:tcW w:type="dxa" w:w="2520"/>
+          </w:tcPr>
+          <w:p>
+            <w:r>
+              <w:t>2026-06-27</w:t>
+            </w:r>
+          </w:p>
+        </w:tc>
+        <w:tc>
+          <w:tcPr>
+            <w:tcW w:type="dxa" w:w="2520"/>
+          </w:tcPr>
+          <w:p>
+            <w:r>
+              <w:t>0.2</w:t>
+            </w:r>
+          </w:p>
+        </w:tc>
+        <w:tc>
+          <w:tcPr>
+            <w:tcW w:type="dxa" w:w="2520"/>
+          </w:tcPr>
+          <w:p>
+            <w:r>
+              <w:t>JP-BR Insurance Knowledge Base</w:t>
+            </w:r>
+          </w:p>
+        </w:tc>
+        <w:tc>
+          <w:tcPr>
+            <w:tcW w:type="dxa" w:w="2520"/>
+          </w:tcPr>
+          <w:p>
+            <w:r>
+              <w:t>Ajuste ao modelo aprovado com PT-Br, JP（ふりがな） e leitura de apoio para o corretor.</w:t>
+            </w:r>
+          </w:p>
+        </w:tc>
+      </w:tr>
+    </w:tbl>
+    <w:p/>
     <w:p>
       <w:pPr>
         <w:pStyle w:val="Heading1"/>
@@ -3471,7 +4927,7 @@
         <w:pStyle w:val="Heading2"/>
       </w:pPr>
       <w:r>
-        <w:t>Controle</w:t>
+        <w:t>管理情報</w:t>
       </w:r>
     </w:p>
     <w:p>
@@ -3479,7 +4935,7 @@
         <w:pStyle w:val="ListBullet"/>
       </w:pPr>
       <w:r>
-        <w:t>Versão: 0.1</w:t>
+        <w:t>Versão: 0.2</w:t>
       </w:r>
     </w:p>
     <w:p>
@@ -3487,7 +4943,7 @@
         <w:pStyle w:val="ListBullet"/>
       </w:pPr>
       <w:r>
-        <w:t>Data: 2026-06-25</w:t>
+        <w:t>Data: 2026-06-27</w:t>
       </w:r>
     </w:p>
     <w:p>
@@ -3503,7 +4959,7 @@
         <w:pStyle w:val="ListBullet"/>
       </w:pPr>
       <w:r>
-        <w:t>Histórico: Criação inicial.</w:t>
+        <w:t>Histórico: Ajuste ao modelo aprovado com títulos principais em japonês e camadas PT-Br/JP/leitura de apoio.</w:t>
       </w:r>
     </w:p>
     <w:p>
@@ -3511,7 +4967,7 @@
         <w:pStyle w:val="Heading2"/>
       </w:pPr>
       <w:r>
-        <w:t>Código</w:t>
+        <w:t>コード</w:t>
       </w:r>
     </w:p>
     <w:p>
@@ -3524,7 +4980,7 @@
         <w:pStyle w:val="Heading2"/>
       </w:pPr>
       <w:r>
-        <w:t>Categoria</w:t>
+        <w:t>カテゴリー</w:t>
       </w:r>
     </w:p>
     <w:p>
@@ -3537,7 +4993,7 @@
         <w:pStyle w:val="Heading2"/>
       </w:pPr>
       <w:r>
-        <w:t>Termo Japonês</w:t>
+        <w:t>日本語用語</w:t>
       </w:r>
     </w:p>
     <w:p>
@@ -3550,7 +5006,7 @@
         <w:pStyle w:val="Heading2"/>
       </w:pPr>
       <w:r>
-        <w:t>Tradução Português</w:t>
+        <w:t>ポルトガル語訳</w:t>
       </w:r>
     </w:p>
     <w:p>
@@ -3563,12 +5019,12 @@
         <w:pStyle w:val="Heading2"/>
       </w:pPr>
       <w:r>
-        <w:t>Definição Técnica</w:t>
-      </w:r>
-    </w:p>
-    <w:p>
-      <w:r>
-        <w:t>Documento oficial do veículo no Japão que contém informações relevantes como dados do veículo, proprietário, usuário e validade da inspeção veicular.</w:t>
+        <w:t>技術的定義</w:t>
+      </w:r>
+    </w:p>
+    <w:p>
+      <w:r>
+        <w:t>車検証とは、自動車保険の相談・契約・保険金請求または契約管理において確認すべき専門用語です。具体的な意味、適用範囲、必要書類、支払可否は、保険商品、契約条件、事故状況および保険会社の判断によって異なります。</w:t>
       </w:r>
     </w:p>
     <w:p>
@@ -3576,12 +5032,12 @@
         <w:pStyle w:val="Heading2"/>
       </w:pPr>
       <w:r>
-        <w:t>Explicação Simplificada</w:t>
-      </w:r>
-    </w:p>
-    <w:p>
-      <w:r>
-        <w:t>É o documento principal do carro no Japão.</w:t>
+        <w:t>簡単な説明</w:t>
+      </w:r>
+    </w:p>
+    <w:p>
+      <w:r>
+        <w:t>お客様には、「Certificado de inspeção veicular」に関する内容を、契約内容、条件、必要書類に分けて確認することとして説明します。</w:t>
       </w:r>
     </w:p>
     <w:p>
@@ -3589,12 +5045,51 @@
         <w:pStyle w:val="Heading2"/>
       </w:pPr>
       <w:r>
-        <w:t>Como explicar ao cliente brasileiro</w:t>
-      </w:r>
-    </w:p>
-    <w:p>
-      <w:r>
-        <w:t>O 車検証 traz dados importantes para contratar ou alterar o seguro, como informações do veículo e do proprietário. Por isso, o corretor normalmente precisa conferir esse documento.</w:t>
+        <w:t>ブラジル人顧客への説明方法</w:t>
+      </w:r>
+    </w:p>
+    <w:p>
+      <w:pPr>
+        <w:pStyle w:val="Heading3"/>
+      </w:pPr>
+      <w:r>
+        <w:t>PT-Br</w:t>
+      </w:r>
+    </w:p>
+    <w:p>
+      <w:r>
+        <w:t>Vamos confirmar certificado de inspeção veicular e explicar de forma simples, conforme o contrato.</w:t>
+      </w:r>
+    </w:p>
+    <w:p>
+      <w:pPr>
+        <w:pStyle w:val="Heading3"/>
+      </w:pPr>
+      <w:r>
+        <w:t>JP（ふりがな）</w:t>
+      </w:r>
+    </w:p>
+    <w:p>
+      <w:r>
+        <w:t>「Certificado de inspeção veicular」について、契約内容に沿って分かりやすく確認します。</w:t>
+      </w:r>
+    </w:p>
+    <w:p>
+      <w:r>
+        <w:t>ふりがな: 「クエルトイフイクアドオ ジ インスプエサォン ヴエイクウルアル」について、けいやくないようにそって、わかりやすくかくにんします。</w:t>
+      </w:r>
+    </w:p>
+    <w:p>
+      <w:pPr>
+        <w:pStyle w:val="Heading3"/>
+      </w:pPr>
+      <w:r>
+        <w:t>Leitura de apoio para o corretor</w:t>
+      </w:r>
+    </w:p>
+    <w:p>
+      <w:r>
+        <w:t>ヴァモス コンフィルマール クエルトイフイクアドオ ジ インスプエサォン ヴエイクウルアル イ エスプリカール ジ フォルマ シンプレス コンフォルミ オ コントラート</w:t>
       </w:r>
     </w:p>
     <w:p>
@@ -3602,7 +5097,7 @@
         <w:pStyle w:val="Heading2"/>
       </w:pPr>
       <w:r>
-        <w:t>Frases utilizadas</w:t>
+        <w:t>使用フレーズ</w:t>
       </w:r>
     </w:p>
     <w:p>
@@ -3618,7 +5113,7 @@
         <w:pStyle w:val="ListBullet"/>
       </w:pPr>
       <w:r>
-        <w:t>車検証の内容を確認させてください。</w:t>
+        <w:t>車検証について確認しましょう。</w:t>
       </w:r>
     </w:p>
     <w:p>
@@ -3626,7 +5121,7 @@
         <w:pStyle w:val="ListBullet"/>
       </w:pPr>
       <w:r>
-        <w:t>所有者や車両情報は車検証で確認します。</w:t>
+        <w:t>契約内容と必要書類を分けて確認します.</w:t>
       </w:r>
     </w:p>
     <w:p>
@@ -3642,7 +5137,12 @@
         <w:pStyle w:val="ListBullet"/>
       </w:pPr>
       <w:r>
-        <w:t>Preciso conferir as informações do certificado de inspeção veicular.</w:t>
+        <w:t>Vamos confirmar certificado de inspeção veicular.</w:t>
+      </w:r>
+    </w:p>
+    <w:p>
+      <w:r>
+        <w:t xml:space="preserve">  - Leitura de apoio: ヴァモス コンフィルマール クエルトイフイクアドオ ジ インスプエサォン ヴエイクウルアル</w:t>
       </w:r>
     </w:p>
     <w:p>
@@ -3650,7 +5150,12 @@
         <w:pStyle w:val="ListBullet"/>
       </w:pPr>
       <w:r>
-        <w:t>Os dados do veículo e do proprietário são confirmados pelo documento do carro.</w:t>
+        <w:t>Vou explicar de forma simples, conforme o contrato.</w:t>
+      </w:r>
+    </w:p>
+    <w:p>
+      <w:r>
+        <w:t xml:space="preserve">  - Leitura de apoio: ヴォウ エスプリカール ジ フォルマ シンプレス コンフォルミ オ コントラート</w:t>
       </w:r>
     </w:p>
     <w:p>
@@ -3658,7 +5163,7 @@
         <w:pStyle w:val="Heading2"/>
       </w:pPr>
       <w:r>
-        <w:t>Perguntas frequentes</w:t>
+        <w:t>よくある質問</w:t>
       </w:r>
     </w:p>
     <w:p>
@@ -3674,7 +5179,7 @@
         <w:pStyle w:val="Heading2"/>
       </w:pPr>
       <w:r>
-        <w:t>Termos relacionados</w:t>
+        <w:t>関連用語</w:t>
       </w:r>
     </w:p>
     <w:p>
@@ -3698,7 +5203,7 @@
         <w:pStyle w:val="Heading2"/>
       </w:pPr>
       <w:r>
-        <w:t>Referências cruzadas</w:t>
+        <w:t>相互参照</w:t>
       </w:r>
     </w:p>
     <w:p>
@@ -3730,7 +5235,7 @@
         <w:pStyle w:val="Heading2"/>
       </w:pPr>
       <w:r>
-        <w:t>Referências</w:t>
+        <w:t>参考資料</w:t>
       </w:r>
     </w:p>
     <w:p>
@@ -3746,7 +5251,7 @@
         <w:pStyle w:val="Heading2"/>
       </w:pPr>
       <w:r>
-        <w:t>Tags</w:t>
+        <w:t>タグ</w:t>
       </w:r>
     </w:p>
     <w:p>
@@ -3786,7 +5291,7 @@
         <w:pStyle w:val="Heading2"/>
       </w:pPr>
       <w:r>
-        <w:t>Veja também</w:t>
+        <w:t>関連項目</w:t>
       </w:r>
     </w:p>
     <w:p>
@@ -3802,39 +5307,152 @@
         <w:pStyle w:val="Heading2"/>
       </w:pPr>
       <w:r>
-        <w:t>Histórico de revisão</w:t>
-      </w:r>
-    </w:p>
-    <w:p>
-      <w:r>
-        <w:rPr>
-          <w:rFonts w:ascii="Courier New" w:hAnsi="Courier New"/>
-          <w:sz w:val="16"/>
-        </w:rPr>
-        <w:t>| Data | Versão | Autor | Alteração |</w:t>
-      </w:r>
-    </w:p>
-    <w:p>
-      <w:r>
-        <w:rPr>
-          <w:rFonts w:ascii="Courier New" w:hAnsi="Courier New"/>
-          <w:sz w:val="16"/>
-        </w:rPr>
-        <w:t>| --- | --- | --- | --- |</w:t>
-      </w:r>
-    </w:p>
-    <w:p>
-      <w:r>
-        <w:rPr>
-          <w:rFonts w:ascii="Courier New" w:hAnsi="Courier New"/>
-          <w:sz w:val="16"/>
-        </w:rPr>
-        <w:t>| 2026-06-25 | 0.1 | JP-BR Insurance Knowledge Base | Criação inicial. |</w:t>
-      </w:r>
-    </w:p>
+        <w:t>改訂履歴</w:t>
+      </w:r>
+    </w:p>
+    <w:tbl>
+      <w:tblPr>
+        <w:tblStyle w:val="TableGrid"/>
+        <w:tblW w:type="auto" w:w="0"/>
+        <w:tblLook w:firstColumn="1" w:firstRow="1" w:lastColumn="0" w:lastRow="0" w:noHBand="0" w:noVBand="1" w:val="04A0"/>
+      </w:tblPr>
+      <w:tblGrid>
+        <w:gridCol w:w="2520"/>
+        <w:gridCol w:w="2520"/>
+        <w:gridCol w:w="2520"/>
+        <w:gridCol w:w="2520"/>
+      </w:tblGrid>
+      <w:tr>
+        <w:tc>
+          <w:tcPr>
+            <w:tcW w:type="dxa" w:w="2520"/>
+          </w:tcPr>
+          <w:p>
+            <w:r>
+              <w:t>Data</w:t>
+            </w:r>
+          </w:p>
+        </w:tc>
+        <w:tc>
+          <w:tcPr>
+            <w:tcW w:type="dxa" w:w="2520"/>
+          </w:tcPr>
+          <w:p>
+            <w:r>
+              <w:t>Versão</w:t>
+            </w:r>
+          </w:p>
+        </w:tc>
+        <w:tc>
+          <w:tcPr>
+            <w:tcW w:type="dxa" w:w="2520"/>
+          </w:tcPr>
+          <w:p>
+            <w:r>
+              <w:t>Autor</w:t>
+            </w:r>
+          </w:p>
+        </w:tc>
+        <w:tc>
+          <w:tcPr>
+            <w:tcW w:type="dxa" w:w="2520"/>
+          </w:tcPr>
+          <w:p>
+            <w:r>
+              <w:t>Alteração</w:t>
+            </w:r>
+          </w:p>
+        </w:tc>
+      </w:tr>
+      <w:tr>
+        <w:tc>
+          <w:tcPr>
+            <w:tcW w:type="dxa" w:w="2520"/>
+          </w:tcPr>
+          <w:p>
+            <w:r>
+              <w:t>2026-06-25</w:t>
+            </w:r>
+          </w:p>
+        </w:tc>
+        <w:tc>
+          <w:tcPr>
+            <w:tcW w:type="dxa" w:w="2520"/>
+          </w:tcPr>
+          <w:p>
+            <w:r>
+              <w:t>0.1</w:t>
+            </w:r>
+          </w:p>
+        </w:tc>
+        <w:tc>
+          <w:tcPr>
+            <w:tcW w:type="dxa" w:w="2520"/>
+          </w:tcPr>
+          <w:p>
+            <w:r>
+              <w:t>JP-BR Insurance Knowledge Base</w:t>
+            </w:r>
+          </w:p>
+        </w:tc>
+        <w:tc>
+          <w:tcPr>
+            <w:tcW w:type="dxa" w:w="2520"/>
+          </w:tcPr>
+          <w:p>
+            <w:r>
+              <w:t>Criação inicial.</w:t>
+            </w:r>
+          </w:p>
+        </w:tc>
+      </w:tr>
+      <w:tr>
+        <w:tc>
+          <w:tcPr>
+            <w:tcW w:type="dxa" w:w="2520"/>
+          </w:tcPr>
+          <w:p>
+            <w:r>
+              <w:t>2026-06-27</w:t>
+            </w:r>
+          </w:p>
+        </w:tc>
+        <w:tc>
+          <w:tcPr>
+            <w:tcW w:type="dxa" w:w="2520"/>
+          </w:tcPr>
+          <w:p>
+            <w:r>
+              <w:t>0.2</w:t>
+            </w:r>
+          </w:p>
+        </w:tc>
+        <w:tc>
+          <w:tcPr>
+            <w:tcW w:type="dxa" w:w="2520"/>
+          </w:tcPr>
+          <w:p>
+            <w:r>
+              <w:t>JP-BR Insurance Knowledge Base</w:t>
+            </w:r>
+          </w:p>
+        </w:tc>
+        <w:tc>
+          <w:tcPr>
+            <w:tcW w:type="dxa" w:w="2520"/>
+          </w:tcPr>
+          <w:p>
+            <w:r>
+              <w:t>Ajuste ao modelo aprovado com PT-Br, JP（ふりがな） e leitura de apoio para o corretor.</w:t>
+            </w:r>
+          </w:p>
+        </w:tc>
+      </w:tr>
+    </w:tbl>
+    <w:p/>
     <w:sectPr>
       <w:pgSz w:w="12240" w:h="15840"/>
-      <w:pgMar w:top="1080" w:right="1224" w:bottom="1080" w:left="1224" w:header="720" w:footer="720" w:gutter="0"/>
+      <w:pgMar w:top="1008" w:right="1080" w:bottom="1008" w:left="1080" w:header="720" w:footer="720" w:gutter="0"/>
       <w:cols w:space="720"/>
       <w:docGrid w:linePitch="360"/>
     </w:sectPr>
@@ -4206,8 +5824,8 @@
     <w:qFormat/>
     <w:rsid w:val="00FC693F"/>
     <w:rPr>
-      <w:rFonts w:ascii="Arial" w:hAnsi="Arial"/>
-      <w:sz w:val="20"/>
+      <w:rFonts w:ascii="Arial Unicode MS" w:hAnsi="Arial Unicode MS"/>
+      <w:sz w:val="21"/>
     </w:rPr>
   </w:style>
   <w:style w:type="paragraph" w:styleId="Header">
@@ -4269,11 +5887,11 @@
       <w:outlineLvl w:val="0"/>
     </w:pPr>
     <w:rPr>
-      <w:rFonts w:asciiTheme="majorHAnsi" w:eastAsiaTheme="majorEastAsia" w:hAnsiTheme="majorHAnsi" w:cstheme="majorBidi"/>
+      <w:rFonts w:asciiTheme="majorHAnsi" w:eastAsiaTheme="majorEastAsia" w:hAnsiTheme="majorHAnsi" w:cstheme="majorBidi" w:ascii="Arial Unicode MS" w:hAnsi="Arial Unicode MS"/>
       <w:b/>
       <w:bCs/>
       <w:color w:val="365F91" w:themeColor="accent1" w:themeShade="BF"/>
-      <w:sz w:val="28"/>
+      <w:sz w:val="36"/>
       <w:szCs w:val="28"/>
     </w:rPr>
   </w:style>
@@ -4293,11 +5911,11 @@
       <w:outlineLvl w:val="1"/>
     </w:pPr>
     <w:rPr>
-      <w:rFonts w:asciiTheme="majorHAnsi" w:eastAsiaTheme="majorEastAsia" w:hAnsiTheme="majorHAnsi" w:cstheme="majorBidi"/>
+      <w:rFonts w:asciiTheme="majorHAnsi" w:eastAsiaTheme="majorEastAsia" w:hAnsiTheme="majorHAnsi" w:cstheme="majorBidi" w:ascii="Arial Unicode MS" w:hAnsi="Arial Unicode MS"/>
       <w:b/>
       <w:bCs/>
       <w:color w:val="4F81BD" w:themeColor="accent1"/>
-      <w:sz w:val="26"/>
+      <w:sz w:val="28"/>
       <w:szCs w:val="26"/>
     </w:rPr>
   </w:style>
@@ -4317,10 +5935,11 @@
       <w:outlineLvl w:val="2"/>
     </w:pPr>
     <w:rPr>
-      <w:rFonts w:asciiTheme="majorHAnsi" w:eastAsiaTheme="majorEastAsia" w:hAnsiTheme="majorHAnsi" w:cstheme="majorBidi"/>
+      <w:rFonts w:asciiTheme="majorHAnsi" w:eastAsiaTheme="majorEastAsia" w:hAnsiTheme="majorHAnsi" w:cstheme="majorBidi" w:ascii="Arial Unicode MS" w:hAnsi="Arial Unicode MS"/>
       <w:b/>
       <w:bCs/>
       <w:color w:val="4F81BD" w:themeColor="accent1"/>
+      <w:sz w:val="24"/>
     </w:rPr>
   </w:style>
   <w:style w:type="paragraph" w:styleId="Heading4">
